--- a/labs/lab5/BarberReynoldsLab5.docx
+++ b/labs/lab5/BarberReynoldsLab5.docx
@@ -75,6 +75,7 @@
       <w:r>
         <w:rPr>
           <w:rFonts w:cs="Times New Roman"/>
+          <w:noProof/>
           <w:sz w:val="20"/>
           <w:szCs w:val="20"/>
         </w:rPr>
@@ -119,60 +120,49 @@
           <w:rFonts w:cs="Times New Roman"/>
         </w:rPr>
         <w:br/>
-      </w:r>
+        <w:t xml:space="preserve">The case 1 profiling output shows that 96.4% of execution time comes from main, with a total runtime of 0.27 seconds in child calls. The dominant contributor in main is </w:t>
+      </w:r>
+      <w:proofErr w:type="spellStart"/>
       <w:r>
         <w:rPr>
           <w:rFonts w:cs="Times New Roman"/>
         </w:rPr>
-        <w:t xml:space="preserve">The case 1 profiling output shows that 96.4% of execution time comes from main, with a total runtime of 0.27 seconds in child calls. The dominant contributor in main is </w:t>
+        <w:t>operation_conv</w:t>
+      </w:r>
+      <w:proofErr w:type="spellEnd"/>
+      <w:r>
+        <w:rPr>
+          <w:rFonts w:cs="Times New Roman"/>
+        </w:rPr>
+        <w:t>, which accounts for 0.17s of the total 0.27s. The other operations contribute relatively small amounts of time. The non-operation functions (</w:t>
       </w:r>
       <w:proofErr w:type="spellStart"/>
       <w:r>
         <w:rPr>
           <w:rFonts w:cs="Times New Roman"/>
         </w:rPr>
-        <w:t>operation_conv</w:t>
+        <w:t>delete_vector</w:t>
       </w:r>
       <w:proofErr w:type="spellEnd"/>
       <w:r>
         <w:rPr>
           <w:rFonts w:cs="Times New Roman"/>
         </w:rPr>
-        <w:t>, which accounts for 0.17s of the total 0.27s. The other operations contribute relatively small amounts of time. The non-operation functions (</w:t>
+        <w:t xml:space="preserve"> through </w:t>
       </w:r>
       <w:proofErr w:type="spellStart"/>
       <w:r>
         <w:rPr>
           <w:rFonts w:cs="Times New Roman"/>
         </w:rPr>
-        <w:t>delete_vector</w:t>
+        <w:t>delete_matrix</w:t>
       </w:r>
       <w:proofErr w:type="spellEnd"/>
       <w:r>
         <w:rPr>
           <w:rFonts w:cs="Times New Roman"/>
         </w:rPr>
-        <w:t xml:space="preserve"> through </w:t>
-      </w:r>
-      <w:proofErr w:type="spellStart"/>
-      <w:r>
-        <w:rPr>
-          <w:rFonts w:cs="Times New Roman"/>
-        </w:rPr>
-        <w:t>delete_matrix</w:t>
-      </w:r>
-      <w:proofErr w:type="spellEnd"/>
-      <w:r>
-        <w:rPr>
-          <w:rFonts w:cs="Times New Roman"/>
-        </w:rPr>
-        <w:t>) have negligible impact on runtime.</w:t>
-      </w:r>
-      <w:r>
-        <w:rPr>
-          <w:rFonts w:cs="Times New Roman"/>
-        </w:rPr>
-        <w:t xml:space="preserve"> All this information indicates that in case 1, the workload is small, and performance is dominated by the convolution operation. Focusing optimization efforts on </w:t>
+        <w:t xml:space="preserve">) have negligible impact on runtime. All this information indicates that in case 1, the workload is small, and performance is dominated by the convolution operation. Focusing optimization efforts on </w:t>
       </w:r>
       <w:proofErr w:type="spellStart"/>
       <w:r>
@@ -237,6 +227,7 @@
       <w:r>
         <w:rPr>
           <w:rFonts w:cs="Times New Roman"/>
+          <w:noProof/>
         </w:rPr>
         <w:drawing>
           <wp:inline distT="0" distB="0" distL="0" distR="0" wp14:anchorId="3D3E88A9" wp14:editId="7312F131">
@@ -413,6 +404,9 @@
         <w:br/>
       </w:r>
       <w:r>
+        <w:rPr>
+          <w:noProof/>
+        </w:rPr>
         <w:drawing>
           <wp:inline distT="0" distB="0" distL="0" distR="0" wp14:anchorId="77712798" wp14:editId="5E1836EA">
             <wp:extent cx="3829453" cy="2353586"/>
@@ -458,8 +452,12 @@
     <w:p>
       <w:pPr>
         <w:rPr>
-          <w:b/>
-          <w:bCs/>
+          <w:rFonts w:ascii="Consolas" w:eastAsia="Times New Roman" w:hAnsi="Consolas" w:cs="Times New Roman"/>
+          <w:color w:val="C586C0"/>
+          <w:kern w:val="0"/>
+          <w:sz w:val="21"/>
+          <w:szCs w:val="21"/>
+          <w14:ligatures w14:val="none"/>
         </w:rPr>
       </w:pPr>
       <w:r>
@@ -469,9 +467,2984 @@
         </w:rPr>
         <w:t>Part 2:</w:t>
       </w:r>
+      <w:r>
+        <w:rPr>
+          <w:rFonts w:ascii="Consolas" w:eastAsia="Times New Roman" w:hAnsi="Consolas" w:cs="Times New Roman"/>
+          <w:color w:val="C586C0"/>
+          <w:kern w:val="0"/>
+          <w:sz w:val="21"/>
+          <w:szCs w:val="21"/>
+          <w14:ligatures w14:val="none"/>
+        </w:rPr>
+        <w:t xml:space="preserve"> </w:t>
+      </w:r>
+    </w:p>
+    <w:p>
+      <w:r>
+        <w:t xml:space="preserve">For Part 2, we used the </w:t>
+      </w:r>
+      <w:r>
+        <w:rPr>
+          <w:rStyle w:val="Strong"/>
+        </w:rPr>
+        <w:t xml:space="preserve">KLU sparse LU factorization code from the </w:t>
+      </w:r>
+      <w:proofErr w:type="spellStart"/>
+      <w:r>
+        <w:rPr>
+          <w:rStyle w:val="Strong"/>
+        </w:rPr>
+        <w:t>SuiteSparse</w:t>
+      </w:r>
+      <w:proofErr w:type="spellEnd"/>
+      <w:r>
+        <w:rPr>
+          <w:rStyle w:val="Strong"/>
+        </w:rPr>
+        <w:t xml:space="preserve"> library</w:t>
+      </w:r>
+      <w:r>
+        <w:t xml:space="preserve"> as the serial C program. A custom driver program was developed to construct a structured sparse matrix and repeatedly execute the KLU analysis and factorization routines </w:t>
+      </w:r>
+      <w:proofErr w:type="gramStart"/>
+      <w:r>
+        <w:t>in order to</w:t>
+      </w:r>
+      <w:proofErr w:type="gramEnd"/>
+      <w:r>
+        <w:t xml:space="preserve"> generate meaningful profiling data.</w:t>
+      </w:r>
+    </w:p>
+    <w:p>
+      <w:pPr>
+        <w:rPr>
+          <w:rFonts w:ascii="Consolas" w:eastAsia="Times New Roman" w:hAnsi="Consolas" w:cs="Times New Roman"/>
+          <w:color w:val="C586C0"/>
+          <w:kern w:val="0"/>
+          <w:sz w:val="21"/>
+          <w:szCs w:val="21"/>
+          <w14:ligatures w14:val="none"/>
+        </w:rPr>
+      </w:pPr>
+      <w:r>
+        <w:t>Code:</w:t>
+      </w:r>
+    </w:p>
+    <w:p>
+      <w:pPr>
+        <w:rPr>
+          <w:b/>
+          <w:bCs/>
+        </w:rPr>
+      </w:pPr>
+      <w:proofErr w:type="gramStart"/>
+      <w:r>
+        <w:rPr>
+          <w:b/>
+          <w:bCs/>
+        </w:rPr>
+        <w:t>#include</w:t>
+      </w:r>
+      <w:proofErr w:type="gramEnd"/>
+      <w:r>
+        <w:rPr>
+          <w:b/>
+          <w:bCs/>
+        </w:rPr>
+        <w:t xml:space="preserve"> &lt;</w:t>
+      </w:r>
+      <w:proofErr w:type="spellStart"/>
+      <w:r>
+        <w:rPr>
+          <w:b/>
+          <w:bCs/>
+        </w:rPr>
+        <w:t>stdio.h</w:t>
+      </w:r>
+      <w:proofErr w:type="spellEnd"/>
+      <w:r>
+        <w:rPr>
+          <w:b/>
+          <w:bCs/>
+        </w:rPr>
+        <w:t>&gt;</w:t>
+      </w:r>
+    </w:p>
+    <w:p>
+      <w:pPr>
+        <w:rPr>
+          <w:b/>
+          <w:bCs/>
+        </w:rPr>
+      </w:pPr>
+      <w:proofErr w:type="gramStart"/>
+      <w:r>
+        <w:rPr>
+          <w:b/>
+          <w:bCs/>
+        </w:rPr>
+        <w:t>#include</w:t>
+      </w:r>
+      <w:proofErr w:type="gramEnd"/>
+      <w:r>
+        <w:rPr>
+          <w:b/>
+          <w:bCs/>
+        </w:rPr>
+        <w:t xml:space="preserve"> &lt;</w:t>
+      </w:r>
+      <w:proofErr w:type="spellStart"/>
+      <w:r>
+        <w:rPr>
+          <w:b/>
+          <w:bCs/>
+        </w:rPr>
+        <w:t>stdlib.h</w:t>
+      </w:r>
+      <w:proofErr w:type="spellEnd"/>
+      <w:r>
+        <w:rPr>
+          <w:b/>
+          <w:bCs/>
+        </w:rPr>
+        <w:t>&gt;</w:t>
+      </w:r>
+    </w:p>
+    <w:p>
+      <w:pPr>
+        <w:rPr>
+          <w:b/>
+          <w:bCs/>
+        </w:rPr>
+      </w:pPr>
+      <w:r>
+        <w:rPr>
+          <w:b/>
+          <w:bCs/>
+        </w:rPr>
+        <w:t>#include "</w:t>
+      </w:r>
+      <w:proofErr w:type="spellStart"/>
+      <w:r>
+        <w:rPr>
+          <w:b/>
+          <w:bCs/>
+        </w:rPr>
+        <w:t>klu.h</w:t>
+      </w:r>
+      <w:proofErr w:type="spellEnd"/>
+      <w:r>
+        <w:rPr>
+          <w:b/>
+          <w:bCs/>
+        </w:rPr>
+        <w:t>"</w:t>
+      </w:r>
+    </w:p>
+    <w:p>
+      <w:pPr>
+        <w:rPr>
+          <w:b/>
+          <w:bCs/>
+        </w:rPr>
+      </w:pPr>
+      <w:r>
+        <w:rPr>
+          <w:b/>
+          <w:bCs/>
+        </w:rPr>
+        <w:t>#define N 2000</w:t>
+      </w:r>
+    </w:p>
+    <w:p>
+      <w:pPr>
+        <w:rPr>
+          <w:b/>
+          <w:bCs/>
+        </w:rPr>
+      </w:pPr>
+      <w:r>
+        <w:rPr>
+          <w:b/>
+          <w:bCs/>
+        </w:rPr>
+        <w:t>int main(void)</w:t>
+      </w:r>
+    </w:p>
+    <w:p>
+      <w:pPr>
+        <w:rPr>
+          <w:b/>
+          <w:bCs/>
+        </w:rPr>
+      </w:pPr>
+      <w:r>
+        <w:rPr>
+          <w:b/>
+          <w:bCs/>
+        </w:rPr>
+        <w:t>{</w:t>
+      </w:r>
+    </w:p>
+    <w:p>
+      <w:pPr>
+        <w:rPr>
+          <w:b/>
+          <w:bCs/>
+        </w:rPr>
+      </w:pPr>
+      <w:r>
+        <w:rPr>
+          <w:b/>
+          <w:bCs/>
+        </w:rPr>
+        <w:t xml:space="preserve">    int n = </w:t>
+      </w:r>
+      <w:proofErr w:type="gramStart"/>
+      <w:r>
+        <w:rPr>
+          <w:b/>
+          <w:bCs/>
+        </w:rPr>
+        <w:t>N;</w:t>
+      </w:r>
+      <w:proofErr w:type="gramEnd"/>
+    </w:p>
+    <w:p>
+      <w:pPr>
+        <w:rPr>
+          <w:b/>
+          <w:bCs/>
+        </w:rPr>
+      </w:pPr>
+      <w:r>
+        <w:rPr>
+          <w:b/>
+          <w:bCs/>
+        </w:rPr>
+        <w:lastRenderedPageBreak/>
+        <w:t xml:space="preserve">    int </w:t>
+      </w:r>
+      <w:proofErr w:type="spellStart"/>
+      <w:r>
+        <w:rPr>
+          <w:b/>
+          <w:bCs/>
+        </w:rPr>
+        <w:t>nnz</w:t>
+      </w:r>
+      <w:proofErr w:type="spellEnd"/>
+      <w:r>
+        <w:rPr>
+          <w:b/>
+          <w:bCs/>
+        </w:rPr>
+        <w:t xml:space="preserve"> = 3 * n - </w:t>
+      </w:r>
+      <w:proofErr w:type="gramStart"/>
+      <w:r>
+        <w:rPr>
+          <w:b/>
+          <w:bCs/>
+        </w:rPr>
+        <w:t>2;</w:t>
+      </w:r>
+      <w:proofErr w:type="gramEnd"/>
+    </w:p>
+    <w:p>
+      <w:pPr>
+        <w:rPr>
+          <w:b/>
+          <w:bCs/>
+        </w:rPr>
+      </w:pPr>
+    </w:p>
+    <w:p>
+      <w:pPr>
+        <w:rPr>
+          <w:b/>
+          <w:bCs/>
+        </w:rPr>
+      </w:pPr>
+      <w:r>
+        <w:rPr>
+          <w:b/>
+          <w:bCs/>
+        </w:rPr>
+        <w:t xml:space="preserve">    int *Ap = </w:t>
+      </w:r>
+      <w:proofErr w:type="gramStart"/>
+      <w:r>
+        <w:rPr>
+          <w:b/>
+          <w:bCs/>
+        </w:rPr>
+        <w:t>malloc(</w:t>
+      </w:r>
+      <w:proofErr w:type="gramEnd"/>
+      <w:r>
+        <w:rPr>
+          <w:b/>
+          <w:bCs/>
+        </w:rPr>
+        <w:t xml:space="preserve">(n + 1) * </w:t>
+      </w:r>
+      <w:proofErr w:type="spellStart"/>
+      <w:r>
+        <w:rPr>
+          <w:b/>
+          <w:bCs/>
+        </w:rPr>
+        <w:t>sizeof</w:t>
+      </w:r>
+      <w:proofErr w:type="spellEnd"/>
+      <w:r>
+        <w:rPr>
+          <w:b/>
+          <w:bCs/>
+        </w:rPr>
+        <w:t>(int)</w:t>
+      </w:r>
+      <w:proofErr w:type="gramStart"/>
+      <w:r>
+        <w:rPr>
+          <w:b/>
+          <w:bCs/>
+        </w:rPr>
+        <w:t>);</w:t>
+      </w:r>
+      <w:proofErr w:type="gramEnd"/>
+    </w:p>
+    <w:p>
+      <w:pPr>
+        <w:rPr>
+          <w:b/>
+          <w:bCs/>
+        </w:rPr>
+      </w:pPr>
+      <w:r>
+        <w:rPr>
+          <w:b/>
+          <w:bCs/>
+        </w:rPr>
+        <w:t xml:space="preserve">    int *Ai = </w:t>
+      </w:r>
+      <w:proofErr w:type="gramStart"/>
+      <w:r>
+        <w:rPr>
+          <w:b/>
+          <w:bCs/>
+        </w:rPr>
+        <w:t>malloc(</w:t>
+      </w:r>
+      <w:proofErr w:type="spellStart"/>
+      <w:proofErr w:type="gramEnd"/>
+      <w:r>
+        <w:rPr>
+          <w:b/>
+          <w:bCs/>
+        </w:rPr>
+        <w:t>nnz</w:t>
+      </w:r>
+      <w:proofErr w:type="spellEnd"/>
+      <w:r>
+        <w:rPr>
+          <w:b/>
+          <w:bCs/>
+        </w:rPr>
+        <w:t xml:space="preserve"> * </w:t>
+      </w:r>
+      <w:proofErr w:type="spellStart"/>
+      <w:r>
+        <w:rPr>
+          <w:b/>
+          <w:bCs/>
+        </w:rPr>
+        <w:t>sizeof</w:t>
+      </w:r>
+      <w:proofErr w:type="spellEnd"/>
+      <w:r>
+        <w:rPr>
+          <w:b/>
+          <w:bCs/>
+        </w:rPr>
+        <w:t>(int)</w:t>
+      </w:r>
+      <w:proofErr w:type="gramStart"/>
+      <w:r>
+        <w:rPr>
+          <w:b/>
+          <w:bCs/>
+        </w:rPr>
+        <w:t>);</w:t>
+      </w:r>
+      <w:proofErr w:type="gramEnd"/>
+    </w:p>
+    <w:p>
+      <w:pPr>
+        <w:rPr>
+          <w:b/>
+          <w:bCs/>
+        </w:rPr>
+      </w:pPr>
+      <w:r>
+        <w:rPr>
+          <w:b/>
+          <w:bCs/>
+        </w:rPr>
+        <w:t xml:space="preserve">    double *Ax = </w:t>
+      </w:r>
+      <w:proofErr w:type="gramStart"/>
+      <w:r>
+        <w:rPr>
+          <w:b/>
+          <w:bCs/>
+        </w:rPr>
+        <w:t>malloc(</w:t>
+      </w:r>
+      <w:proofErr w:type="spellStart"/>
+      <w:proofErr w:type="gramEnd"/>
+      <w:r>
+        <w:rPr>
+          <w:b/>
+          <w:bCs/>
+        </w:rPr>
+        <w:t>nnz</w:t>
+      </w:r>
+      <w:proofErr w:type="spellEnd"/>
+      <w:r>
+        <w:rPr>
+          <w:b/>
+          <w:bCs/>
+        </w:rPr>
+        <w:t xml:space="preserve"> * </w:t>
+      </w:r>
+      <w:proofErr w:type="spellStart"/>
+      <w:r>
+        <w:rPr>
+          <w:b/>
+          <w:bCs/>
+        </w:rPr>
+        <w:t>sizeof</w:t>
+      </w:r>
+      <w:proofErr w:type="spellEnd"/>
+      <w:r>
+        <w:rPr>
+          <w:b/>
+          <w:bCs/>
+        </w:rPr>
+        <w:t>(double)</w:t>
+      </w:r>
+      <w:proofErr w:type="gramStart"/>
+      <w:r>
+        <w:rPr>
+          <w:b/>
+          <w:bCs/>
+        </w:rPr>
+        <w:t>);</w:t>
+      </w:r>
+      <w:proofErr w:type="gramEnd"/>
+    </w:p>
+    <w:p>
+      <w:pPr>
+        <w:rPr>
+          <w:b/>
+          <w:bCs/>
+        </w:rPr>
+      </w:pPr>
+    </w:p>
+    <w:p>
+      <w:pPr>
+        <w:rPr>
+          <w:b/>
+          <w:bCs/>
+        </w:rPr>
+      </w:pPr>
+      <w:r>
+        <w:rPr>
+          <w:b/>
+          <w:bCs/>
+        </w:rPr>
+        <w:t xml:space="preserve">    if </w:t>
+      </w:r>
+      <w:proofErr w:type="gramStart"/>
+      <w:r>
+        <w:rPr>
+          <w:b/>
+          <w:bCs/>
+        </w:rPr>
+        <w:t>(!Ap</w:t>
+      </w:r>
+      <w:proofErr w:type="gramEnd"/>
+      <w:r>
+        <w:rPr>
+          <w:b/>
+          <w:bCs/>
+        </w:rPr>
+        <w:t xml:space="preserve"> |</w:t>
+      </w:r>
+      <w:proofErr w:type="gramStart"/>
+      <w:r>
+        <w:rPr>
+          <w:b/>
+          <w:bCs/>
+        </w:rPr>
+        <w:t>| !Ai</w:t>
+      </w:r>
+      <w:proofErr w:type="gramEnd"/>
+      <w:r>
+        <w:rPr>
+          <w:b/>
+          <w:bCs/>
+        </w:rPr>
+        <w:t xml:space="preserve"> |</w:t>
+      </w:r>
+      <w:proofErr w:type="gramStart"/>
+      <w:r>
+        <w:rPr>
+          <w:b/>
+          <w:bCs/>
+        </w:rPr>
+        <w:t>| !Ax</w:t>
+      </w:r>
+      <w:proofErr w:type="gramEnd"/>
+      <w:r>
+        <w:rPr>
+          <w:b/>
+          <w:bCs/>
+        </w:rPr>
+        <w:t>)</w:t>
+      </w:r>
+    </w:p>
+    <w:p>
+      <w:pPr>
+        <w:rPr>
+          <w:b/>
+          <w:bCs/>
+        </w:rPr>
+      </w:pPr>
+      <w:r>
+        <w:rPr>
+          <w:b/>
+          <w:bCs/>
+        </w:rPr>
+        <w:t>    {</w:t>
+      </w:r>
+    </w:p>
+    <w:p>
+      <w:pPr>
+        <w:rPr>
+          <w:b/>
+          <w:bCs/>
+        </w:rPr>
+      </w:pPr>
+      <w:r>
+        <w:rPr>
+          <w:b/>
+          <w:bCs/>
+        </w:rPr>
+        <w:t xml:space="preserve">        </w:t>
+      </w:r>
+      <w:proofErr w:type="spellStart"/>
+      <w:proofErr w:type="gramStart"/>
+      <w:r>
+        <w:rPr>
+          <w:b/>
+          <w:bCs/>
+        </w:rPr>
+        <w:t>fprintf</w:t>
+      </w:r>
+      <w:proofErr w:type="spellEnd"/>
+      <w:r>
+        <w:rPr>
+          <w:b/>
+          <w:bCs/>
+        </w:rPr>
+        <w:t>(</w:t>
+      </w:r>
+      <w:proofErr w:type="gramEnd"/>
+      <w:r>
+        <w:rPr>
+          <w:b/>
+          <w:bCs/>
+        </w:rPr>
+        <w:t>stderr, "Memory allocation failed\n"</w:t>
+      </w:r>
+      <w:proofErr w:type="gramStart"/>
+      <w:r>
+        <w:rPr>
+          <w:b/>
+          <w:bCs/>
+        </w:rPr>
+        <w:t>);</w:t>
+      </w:r>
+      <w:proofErr w:type="gramEnd"/>
+    </w:p>
+    <w:p>
+      <w:pPr>
+        <w:rPr>
+          <w:b/>
+          <w:bCs/>
+        </w:rPr>
+      </w:pPr>
+      <w:r>
+        <w:rPr>
+          <w:b/>
+          <w:bCs/>
+        </w:rPr>
+        <w:t xml:space="preserve">        return </w:t>
+      </w:r>
+      <w:proofErr w:type="gramStart"/>
+      <w:r>
+        <w:rPr>
+          <w:b/>
+          <w:bCs/>
+        </w:rPr>
+        <w:t>1;</w:t>
+      </w:r>
+      <w:proofErr w:type="gramEnd"/>
+    </w:p>
+    <w:p>
+      <w:pPr>
+        <w:rPr>
+          <w:b/>
+          <w:bCs/>
+        </w:rPr>
+      </w:pPr>
+      <w:r>
+        <w:rPr>
+          <w:b/>
+          <w:bCs/>
+        </w:rPr>
+        <w:t>    }</w:t>
+      </w:r>
+    </w:p>
+    <w:p>
+      <w:pPr>
+        <w:rPr>
+          <w:b/>
+          <w:bCs/>
+        </w:rPr>
+      </w:pPr>
+    </w:p>
+    <w:p>
+      <w:pPr>
+        <w:rPr>
+          <w:b/>
+          <w:bCs/>
+        </w:rPr>
+      </w:pPr>
+      <w:r>
+        <w:rPr>
+          <w:b/>
+          <w:bCs/>
+        </w:rPr>
+        <w:t xml:space="preserve">    int p = </w:t>
+      </w:r>
+      <w:proofErr w:type="gramStart"/>
+      <w:r>
+        <w:rPr>
+          <w:b/>
+          <w:bCs/>
+        </w:rPr>
+        <w:t>0;</w:t>
+      </w:r>
+      <w:proofErr w:type="gramEnd"/>
+    </w:p>
+    <w:p>
+      <w:pPr>
+        <w:rPr>
+          <w:b/>
+          <w:bCs/>
+        </w:rPr>
+      </w:pPr>
+      <w:r>
+        <w:rPr>
+          <w:b/>
+          <w:bCs/>
+        </w:rPr>
+        <w:t xml:space="preserve">    </w:t>
+      </w:r>
+      <w:proofErr w:type="gramStart"/>
+      <w:r>
+        <w:rPr>
+          <w:b/>
+          <w:bCs/>
+        </w:rPr>
+        <w:t>Ap[</w:t>
+      </w:r>
+      <w:proofErr w:type="gramEnd"/>
+      <w:r>
+        <w:rPr>
+          <w:b/>
+          <w:bCs/>
+        </w:rPr>
+        <w:t xml:space="preserve">0] = </w:t>
+      </w:r>
+      <w:proofErr w:type="gramStart"/>
+      <w:r>
+        <w:rPr>
+          <w:b/>
+          <w:bCs/>
+        </w:rPr>
+        <w:t>0;</w:t>
+      </w:r>
+      <w:proofErr w:type="gramEnd"/>
+    </w:p>
+    <w:p>
+      <w:pPr>
+        <w:rPr>
+          <w:b/>
+          <w:bCs/>
+        </w:rPr>
+      </w:pPr>
+    </w:p>
+    <w:p>
+      <w:pPr>
+        <w:rPr>
+          <w:b/>
+          <w:bCs/>
+        </w:rPr>
+      </w:pPr>
+      <w:r>
+        <w:rPr>
+          <w:b/>
+          <w:bCs/>
+        </w:rPr>
+        <w:t xml:space="preserve">    for (int j = 0; j &lt; n; </w:t>
+      </w:r>
+      <w:proofErr w:type="spellStart"/>
+      <w:r>
+        <w:rPr>
+          <w:b/>
+          <w:bCs/>
+        </w:rPr>
+        <w:t>j++</w:t>
+      </w:r>
+      <w:proofErr w:type="spellEnd"/>
+      <w:r>
+        <w:rPr>
+          <w:b/>
+          <w:bCs/>
+        </w:rPr>
+        <w:t>)</w:t>
+      </w:r>
+    </w:p>
+    <w:p>
+      <w:pPr>
+        <w:rPr>
+          <w:b/>
+          <w:bCs/>
+        </w:rPr>
+      </w:pPr>
+      <w:r>
+        <w:rPr>
+          <w:b/>
+          <w:bCs/>
+        </w:rPr>
+        <w:t>    {</w:t>
+      </w:r>
+    </w:p>
+    <w:p>
+      <w:pPr>
+        <w:rPr>
+          <w:b/>
+          <w:bCs/>
+        </w:rPr>
+      </w:pPr>
+      <w:r>
+        <w:rPr>
+          <w:b/>
+          <w:bCs/>
+        </w:rPr>
+        <w:t>        if (j &gt; 0)</w:t>
+      </w:r>
+    </w:p>
+    <w:p>
+      <w:pPr>
+        <w:rPr>
+          <w:b/>
+          <w:bCs/>
+        </w:rPr>
+      </w:pPr>
+      <w:r>
+        <w:rPr>
+          <w:b/>
+          <w:bCs/>
+        </w:rPr>
+        <w:t>        {</w:t>
+      </w:r>
+    </w:p>
+    <w:p>
+      <w:pPr>
+        <w:rPr>
+          <w:b/>
+          <w:bCs/>
+        </w:rPr>
+      </w:pPr>
+      <w:r>
+        <w:rPr>
+          <w:b/>
+          <w:bCs/>
+        </w:rPr>
+        <w:t xml:space="preserve">            Ai[p] = j - </w:t>
+      </w:r>
+      <w:proofErr w:type="gramStart"/>
+      <w:r>
+        <w:rPr>
+          <w:b/>
+          <w:bCs/>
+        </w:rPr>
+        <w:t>1;</w:t>
+      </w:r>
+      <w:proofErr w:type="gramEnd"/>
+    </w:p>
+    <w:p>
+      <w:pPr>
+        <w:rPr>
+          <w:b/>
+          <w:bCs/>
+        </w:rPr>
+      </w:pPr>
+      <w:r>
+        <w:rPr>
+          <w:b/>
+          <w:bCs/>
+        </w:rPr>
+        <w:t xml:space="preserve">            Ax[p] = </w:t>
+      </w:r>
+      <w:proofErr w:type="gramStart"/>
+      <w:r>
+        <w:rPr>
+          <w:b/>
+          <w:bCs/>
+        </w:rPr>
+        <w:t>-1.0;</w:t>
+      </w:r>
+      <w:proofErr w:type="gramEnd"/>
+    </w:p>
+    <w:p>
+      <w:pPr>
+        <w:rPr>
+          <w:b/>
+          <w:bCs/>
+        </w:rPr>
+      </w:pPr>
+      <w:r>
+        <w:rPr>
+          <w:b/>
+          <w:bCs/>
+        </w:rPr>
+        <w:t>            p+</w:t>
+      </w:r>
+      <w:proofErr w:type="gramStart"/>
+      <w:r>
+        <w:rPr>
+          <w:b/>
+          <w:bCs/>
+        </w:rPr>
+        <w:t>+;</w:t>
+      </w:r>
+      <w:proofErr w:type="gramEnd"/>
+    </w:p>
+    <w:p>
+      <w:pPr>
+        <w:rPr>
+          <w:b/>
+          <w:bCs/>
+        </w:rPr>
+      </w:pPr>
+      <w:r>
+        <w:rPr>
+          <w:b/>
+          <w:bCs/>
+        </w:rPr>
+        <w:t>        }</w:t>
+      </w:r>
+    </w:p>
+    <w:p>
+      <w:pPr>
+        <w:rPr>
+          <w:b/>
+          <w:bCs/>
+        </w:rPr>
+      </w:pPr>
+    </w:p>
+    <w:p>
+      <w:pPr>
+        <w:rPr>
+          <w:b/>
+          <w:bCs/>
+        </w:rPr>
+      </w:pPr>
+      <w:r>
+        <w:rPr>
+          <w:b/>
+          <w:bCs/>
+        </w:rPr>
+        <w:t xml:space="preserve">        Ai[p] = </w:t>
+      </w:r>
+      <w:proofErr w:type="gramStart"/>
+      <w:r>
+        <w:rPr>
+          <w:b/>
+          <w:bCs/>
+        </w:rPr>
+        <w:t>j;</w:t>
+      </w:r>
+      <w:proofErr w:type="gramEnd"/>
+    </w:p>
+    <w:p>
+      <w:pPr>
+        <w:rPr>
+          <w:b/>
+          <w:bCs/>
+        </w:rPr>
+      </w:pPr>
+      <w:r>
+        <w:rPr>
+          <w:b/>
+          <w:bCs/>
+        </w:rPr>
+        <w:t xml:space="preserve">        Ax[p] = </w:t>
+      </w:r>
+      <w:proofErr w:type="gramStart"/>
+      <w:r>
+        <w:rPr>
+          <w:b/>
+          <w:bCs/>
+        </w:rPr>
+        <w:t>4.0;</w:t>
+      </w:r>
+      <w:proofErr w:type="gramEnd"/>
+    </w:p>
+    <w:p>
+      <w:pPr>
+        <w:rPr>
+          <w:b/>
+          <w:bCs/>
+        </w:rPr>
+      </w:pPr>
+      <w:r>
+        <w:rPr>
+          <w:b/>
+          <w:bCs/>
+        </w:rPr>
+        <w:lastRenderedPageBreak/>
+        <w:t>        p+</w:t>
+      </w:r>
+      <w:proofErr w:type="gramStart"/>
+      <w:r>
+        <w:rPr>
+          <w:b/>
+          <w:bCs/>
+        </w:rPr>
+        <w:t>+;</w:t>
+      </w:r>
+      <w:proofErr w:type="gramEnd"/>
+    </w:p>
+    <w:p>
+      <w:pPr>
+        <w:rPr>
+          <w:b/>
+          <w:bCs/>
+        </w:rPr>
+      </w:pPr>
+    </w:p>
+    <w:p>
+      <w:pPr>
+        <w:rPr>
+          <w:b/>
+          <w:bCs/>
+        </w:rPr>
+      </w:pPr>
+      <w:r>
+        <w:rPr>
+          <w:b/>
+          <w:bCs/>
+        </w:rPr>
+        <w:t>        if (j &lt; n - 1)</w:t>
+      </w:r>
+    </w:p>
+    <w:p>
+      <w:pPr>
+        <w:rPr>
+          <w:b/>
+          <w:bCs/>
+        </w:rPr>
+      </w:pPr>
+      <w:r>
+        <w:rPr>
+          <w:b/>
+          <w:bCs/>
+        </w:rPr>
+        <w:t>        {</w:t>
+      </w:r>
+    </w:p>
+    <w:p>
+      <w:pPr>
+        <w:rPr>
+          <w:b/>
+          <w:bCs/>
+        </w:rPr>
+      </w:pPr>
+      <w:r>
+        <w:rPr>
+          <w:b/>
+          <w:bCs/>
+        </w:rPr>
+        <w:t xml:space="preserve">            Ai[p] = j + </w:t>
+      </w:r>
+      <w:proofErr w:type="gramStart"/>
+      <w:r>
+        <w:rPr>
+          <w:b/>
+          <w:bCs/>
+        </w:rPr>
+        <w:t>1;</w:t>
+      </w:r>
+      <w:proofErr w:type="gramEnd"/>
+    </w:p>
+    <w:p>
+      <w:pPr>
+        <w:rPr>
+          <w:b/>
+          <w:bCs/>
+        </w:rPr>
+      </w:pPr>
+      <w:r>
+        <w:rPr>
+          <w:b/>
+          <w:bCs/>
+        </w:rPr>
+        <w:t xml:space="preserve">            Ax[p] = </w:t>
+      </w:r>
+      <w:proofErr w:type="gramStart"/>
+      <w:r>
+        <w:rPr>
+          <w:b/>
+          <w:bCs/>
+        </w:rPr>
+        <w:t>-1.0;</w:t>
+      </w:r>
+      <w:proofErr w:type="gramEnd"/>
+    </w:p>
+    <w:p>
+      <w:pPr>
+        <w:rPr>
+          <w:b/>
+          <w:bCs/>
+        </w:rPr>
+      </w:pPr>
+      <w:r>
+        <w:rPr>
+          <w:b/>
+          <w:bCs/>
+        </w:rPr>
+        <w:t>            p+</w:t>
+      </w:r>
+      <w:proofErr w:type="gramStart"/>
+      <w:r>
+        <w:rPr>
+          <w:b/>
+          <w:bCs/>
+        </w:rPr>
+        <w:t>+;</w:t>
+      </w:r>
+      <w:proofErr w:type="gramEnd"/>
+    </w:p>
+    <w:p>
+      <w:pPr>
+        <w:rPr>
+          <w:b/>
+          <w:bCs/>
+        </w:rPr>
+      </w:pPr>
+      <w:r>
+        <w:rPr>
+          <w:b/>
+          <w:bCs/>
+        </w:rPr>
+        <w:t>        }</w:t>
+      </w:r>
+    </w:p>
+    <w:p>
+      <w:pPr>
+        <w:rPr>
+          <w:b/>
+          <w:bCs/>
+        </w:rPr>
+      </w:pPr>
+    </w:p>
+    <w:p>
+      <w:pPr>
+        <w:rPr>
+          <w:b/>
+          <w:bCs/>
+        </w:rPr>
+      </w:pPr>
+      <w:r>
+        <w:rPr>
+          <w:b/>
+          <w:bCs/>
+        </w:rPr>
+        <w:t xml:space="preserve">        </w:t>
+      </w:r>
+      <w:proofErr w:type="gramStart"/>
+      <w:r>
+        <w:rPr>
+          <w:b/>
+          <w:bCs/>
+        </w:rPr>
+        <w:t>Ap[</w:t>
+      </w:r>
+      <w:proofErr w:type="gramEnd"/>
+      <w:r>
+        <w:rPr>
+          <w:b/>
+          <w:bCs/>
+        </w:rPr>
+        <w:t xml:space="preserve">j + 1] = </w:t>
+      </w:r>
+      <w:proofErr w:type="gramStart"/>
+      <w:r>
+        <w:rPr>
+          <w:b/>
+          <w:bCs/>
+        </w:rPr>
+        <w:t>p;</w:t>
+      </w:r>
+      <w:proofErr w:type="gramEnd"/>
+    </w:p>
+    <w:p>
+      <w:pPr>
+        <w:rPr>
+          <w:b/>
+          <w:bCs/>
+        </w:rPr>
+      </w:pPr>
+      <w:r>
+        <w:rPr>
+          <w:b/>
+          <w:bCs/>
+        </w:rPr>
+        <w:t>    }</w:t>
+      </w:r>
+    </w:p>
+    <w:p>
+      <w:pPr>
+        <w:rPr>
+          <w:b/>
+          <w:bCs/>
+        </w:rPr>
+      </w:pPr>
+    </w:p>
+    <w:p>
+      <w:pPr>
+        <w:rPr>
+          <w:b/>
+          <w:bCs/>
+        </w:rPr>
+      </w:pPr>
+      <w:r>
+        <w:rPr>
+          <w:b/>
+          <w:bCs/>
+        </w:rPr>
+        <w:t xml:space="preserve">    </w:t>
+      </w:r>
+      <w:proofErr w:type="spellStart"/>
+      <w:r>
+        <w:rPr>
+          <w:b/>
+          <w:bCs/>
+        </w:rPr>
+        <w:t>klu_common</w:t>
+      </w:r>
+      <w:proofErr w:type="spellEnd"/>
+      <w:r>
+        <w:rPr>
+          <w:b/>
+          <w:bCs/>
+        </w:rPr>
+        <w:t xml:space="preserve"> </w:t>
+      </w:r>
+      <w:proofErr w:type="gramStart"/>
+      <w:r>
+        <w:rPr>
+          <w:b/>
+          <w:bCs/>
+        </w:rPr>
+        <w:t>Common;</w:t>
+      </w:r>
+      <w:proofErr w:type="gramEnd"/>
+    </w:p>
+    <w:p>
+      <w:pPr>
+        <w:rPr>
+          <w:b/>
+          <w:bCs/>
+        </w:rPr>
+      </w:pPr>
+      <w:r>
+        <w:rPr>
+          <w:b/>
+          <w:bCs/>
+        </w:rPr>
+        <w:t xml:space="preserve">    </w:t>
+      </w:r>
+      <w:proofErr w:type="spellStart"/>
+      <w:r>
+        <w:rPr>
+          <w:b/>
+          <w:bCs/>
+        </w:rPr>
+        <w:t>klu_defaults</w:t>
+      </w:r>
+      <w:proofErr w:type="spellEnd"/>
+      <w:r>
+        <w:rPr>
+          <w:b/>
+          <w:bCs/>
+        </w:rPr>
+        <w:t>(&amp;Common</w:t>
+      </w:r>
+      <w:proofErr w:type="gramStart"/>
+      <w:r>
+        <w:rPr>
+          <w:b/>
+          <w:bCs/>
+        </w:rPr>
+        <w:t>);</w:t>
+      </w:r>
+      <w:proofErr w:type="gramEnd"/>
+    </w:p>
+    <w:p>
+      <w:pPr>
+        <w:rPr>
+          <w:b/>
+          <w:bCs/>
+        </w:rPr>
+      </w:pPr>
+    </w:p>
+    <w:p>
+      <w:pPr>
+        <w:rPr>
+          <w:b/>
+          <w:bCs/>
+        </w:rPr>
+      </w:pPr>
+      <w:r>
+        <w:rPr>
+          <w:b/>
+          <w:bCs/>
+        </w:rPr>
+        <w:t xml:space="preserve">    </w:t>
+      </w:r>
+      <w:proofErr w:type="spellStart"/>
+      <w:r>
+        <w:rPr>
+          <w:b/>
+          <w:bCs/>
+        </w:rPr>
+        <w:t>klu_symbolic</w:t>
+      </w:r>
+      <w:proofErr w:type="spellEnd"/>
+      <w:r>
+        <w:rPr>
+          <w:b/>
+          <w:bCs/>
+        </w:rPr>
+        <w:t xml:space="preserve"> *Symbolic = </w:t>
+      </w:r>
+      <w:proofErr w:type="gramStart"/>
+      <w:r>
+        <w:rPr>
+          <w:b/>
+          <w:bCs/>
+        </w:rPr>
+        <w:t>NULL;</w:t>
+      </w:r>
+      <w:proofErr w:type="gramEnd"/>
+    </w:p>
+    <w:p>
+      <w:pPr>
+        <w:rPr>
+          <w:b/>
+          <w:bCs/>
+        </w:rPr>
+      </w:pPr>
+      <w:r>
+        <w:rPr>
+          <w:b/>
+          <w:bCs/>
+        </w:rPr>
+        <w:t xml:space="preserve">    </w:t>
+      </w:r>
+      <w:proofErr w:type="spellStart"/>
+      <w:r>
+        <w:rPr>
+          <w:b/>
+          <w:bCs/>
+        </w:rPr>
+        <w:t>klu_numeric</w:t>
+      </w:r>
+      <w:proofErr w:type="spellEnd"/>
+      <w:r>
+        <w:rPr>
+          <w:b/>
+          <w:bCs/>
+        </w:rPr>
+        <w:t xml:space="preserve"> *Numeric = </w:t>
+      </w:r>
+      <w:proofErr w:type="gramStart"/>
+      <w:r>
+        <w:rPr>
+          <w:b/>
+          <w:bCs/>
+        </w:rPr>
+        <w:t>NULL;</w:t>
+      </w:r>
+      <w:proofErr w:type="gramEnd"/>
+    </w:p>
+    <w:p>
+      <w:pPr>
+        <w:rPr>
+          <w:b/>
+          <w:bCs/>
+        </w:rPr>
+      </w:pPr>
+    </w:p>
+    <w:p>
+      <w:pPr>
+        <w:rPr>
+          <w:b/>
+          <w:bCs/>
+        </w:rPr>
+      </w:pPr>
+      <w:r>
+        <w:rPr>
+          <w:b/>
+          <w:bCs/>
+        </w:rPr>
+        <w:t>    for (int iter = 0; iter &lt; 200; iter++)</w:t>
+      </w:r>
+    </w:p>
+    <w:p>
+      <w:pPr>
+        <w:rPr>
+          <w:b/>
+          <w:bCs/>
+        </w:rPr>
+      </w:pPr>
+      <w:r>
+        <w:rPr>
+          <w:b/>
+          <w:bCs/>
+        </w:rPr>
+        <w:t>    {</w:t>
+      </w:r>
+    </w:p>
+    <w:p>
+      <w:pPr>
+        <w:rPr>
+          <w:b/>
+          <w:bCs/>
+        </w:rPr>
+      </w:pPr>
+      <w:r>
+        <w:rPr>
+          <w:b/>
+          <w:bCs/>
+        </w:rPr>
+        <w:t xml:space="preserve">        Symbolic = </w:t>
+      </w:r>
+      <w:proofErr w:type="spellStart"/>
+      <w:r>
+        <w:rPr>
+          <w:b/>
+          <w:bCs/>
+        </w:rPr>
+        <w:t>klu_</w:t>
+      </w:r>
+      <w:proofErr w:type="gramStart"/>
+      <w:r>
+        <w:rPr>
+          <w:b/>
+          <w:bCs/>
+        </w:rPr>
+        <w:t>analyze</w:t>
+      </w:r>
+      <w:proofErr w:type="spellEnd"/>
+      <w:r>
+        <w:rPr>
+          <w:b/>
+          <w:bCs/>
+        </w:rPr>
+        <w:t>(</w:t>
+      </w:r>
+      <w:proofErr w:type="gramEnd"/>
+      <w:r>
+        <w:rPr>
+          <w:b/>
+          <w:bCs/>
+        </w:rPr>
+        <w:t>n, Ap, Ai, &amp;Common</w:t>
+      </w:r>
+      <w:proofErr w:type="gramStart"/>
+      <w:r>
+        <w:rPr>
+          <w:b/>
+          <w:bCs/>
+        </w:rPr>
+        <w:t>);</w:t>
+      </w:r>
+      <w:proofErr w:type="gramEnd"/>
+    </w:p>
+    <w:p>
+      <w:pPr>
+        <w:rPr>
+          <w:b/>
+          <w:bCs/>
+        </w:rPr>
+      </w:pPr>
+      <w:r>
+        <w:rPr>
+          <w:b/>
+          <w:bCs/>
+        </w:rPr>
+        <w:t>        if (Symbolic == NULL)</w:t>
+      </w:r>
+    </w:p>
+    <w:p>
+      <w:pPr>
+        <w:rPr>
+          <w:b/>
+          <w:bCs/>
+        </w:rPr>
+      </w:pPr>
+      <w:r>
+        <w:rPr>
+          <w:b/>
+          <w:bCs/>
+        </w:rPr>
+        <w:t>        {</w:t>
+      </w:r>
+    </w:p>
+    <w:p>
+      <w:pPr>
+        <w:rPr>
+          <w:b/>
+          <w:bCs/>
+        </w:rPr>
+      </w:pPr>
+      <w:r>
+        <w:rPr>
+          <w:b/>
+          <w:bCs/>
+        </w:rPr>
+        <w:t xml:space="preserve">            </w:t>
+      </w:r>
+      <w:proofErr w:type="spellStart"/>
+      <w:proofErr w:type="gramStart"/>
+      <w:r>
+        <w:rPr>
+          <w:b/>
+          <w:bCs/>
+        </w:rPr>
+        <w:t>fprintf</w:t>
+      </w:r>
+      <w:proofErr w:type="spellEnd"/>
+      <w:r>
+        <w:rPr>
+          <w:b/>
+          <w:bCs/>
+        </w:rPr>
+        <w:t>(</w:t>
+      </w:r>
+      <w:proofErr w:type="gramEnd"/>
+      <w:r>
+        <w:rPr>
+          <w:b/>
+          <w:bCs/>
+        </w:rPr>
+        <w:t>stderr, "</w:t>
+      </w:r>
+      <w:proofErr w:type="spellStart"/>
+      <w:r>
+        <w:rPr>
+          <w:b/>
+          <w:bCs/>
+        </w:rPr>
+        <w:t>klu_analyze</w:t>
+      </w:r>
+      <w:proofErr w:type="spellEnd"/>
+      <w:r>
+        <w:rPr>
+          <w:b/>
+          <w:bCs/>
+        </w:rPr>
+        <w:t xml:space="preserve"> failed at iter %d, status=%d\n", iter, </w:t>
+      </w:r>
+      <w:proofErr w:type="spellStart"/>
+      <w:r>
+        <w:rPr>
+          <w:b/>
+          <w:bCs/>
+        </w:rPr>
+        <w:t>Common.status</w:t>
+      </w:r>
+      <w:proofErr w:type="spellEnd"/>
+      <w:proofErr w:type="gramStart"/>
+      <w:r>
+        <w:rPr>
+          <w:b/>
+          <w:bCs/>
+        </w:rPr>
+        <w:t>);</w:t>
+      </w:r>
+      <w:proofErr w:type="gramEnd"/>
+    </w:p>
+    <w:p>
+      <w:pPr>
+        <w:rPr>
+          <w:b/>
+          <w:bCs/>
+        </w:rPr>
+      </w:pPr>
+      <w:r>
+        <w:rPr>
+          <w:b/>
+          <w:bCs/>
+        </w:rPr>
+        <w:t xml:space="preserve">            </w:t>
+      </w:r>
+      <w:proofErr w:type="gramStart"/>
+      <w:r>
+        <w:rPr>
+          <w:b/>
+          <w:bCs/>
+        </w:rPr>
+        <w:t>free(</w:t>
+      </w:r>
+      <w:proofErr w:type="gramEnd"/>
+      <w:r>
+        <w:rPr>
+          <w:b/>
+          <w:bCs/>
+        </w:rPr>
+        <w:t>Ap</w:t>
+      </w:r>
+      <w:proofErr w:type="gramStart"/>
+      <w:r>
+        <w:rPr>
+          <w:b/>
+          <w:bCs/>
+        </w:rPr>
+        <w:t>);</w:t>
+      </w:r>
+      <w:proofErr w:type="gramEnd"/>
+    </w:p>
+    <w:p>
+      <w:pPr>
+        <w:rPr>
+          <w:b/>
+          <w:bCs/>
+        </w:rPr>
+      </w:pPr>
+      <w:r>
+        <w:rPr>
+          <w:b/>
+          <w:bCs/>
+        </w:rPr>
+        <w:t xml:space="preserve">            </w:t>
+      </w:r>
+      <w:proofErr w:type="gramStart"/>
+      <w:r>
+        <w:rPr>
+          <w:b/>
+          <w:bCs/>
+        </w:rPr>
+        <w:t>free(</w:t>
+      </w:r>
+      <w:proofErr w:type="gramEnd"/>
+      <w:r>
+        <w:rPr>
+          <w:b/>
+          <w:bCs/>
+        </w:rPr>
+        <w:t>Ai</w:t>
+      </w:r>
+      <w:proofErr w:type="gramStart"/>
+      <w:r>
+        <w:rPr>
+          <w:b/>
+          <w:bCs/>
+        </w:rPr>
+        <w:t>);</w:t>
+      </w:r>
+      <w:proofErr w:type="gramEnd"/>
+    </w:p>
+    <w:p>
+      <w:pPr>
+        <w:rPr>
+          <w:b/>
+          <w:bCs/>
+        </w:rPr>
+      </w:pPr>
+      <w:r>
+        <w:rPr>
+          <w:b/>
+          <w:bCs/>
+        </w:rPr>
+        <w:lastRenderedPageBreak/>
+        <w:t xml:space="preserve">            </w:t>
+      </w:r>
+      <w:proofErr w:type="gramStart"/>
+      <w:r>
+        <w:rPr>
+          <w:b/>
+          <w:bCs/>
+        </w:rPr>
+        <w:t>free(</w:t>
+      </w:r>
+      <w:proofErr w:type="gramEnd"/>
+      <w:r>
+        <w:rPr>
+          <w:b/>
+          <w:bCs/>
+        </w:rPr>
+        <w:t>Ax</w:t>
+      </w:r>
+      <w:proofErr w:type="gramStart"/>
+      <w:r>
+        <w:rPr>
+          <w:b/>
+          <w:bCs/>
+        </w:rPr>
+        <w:t>);</w:t>
+      </w:r>
+      <w:proofErr w:type="gramEnd"/>
+    </w:p>
+    <w:p>
+      <w:pPr>
+        <w:rPr>
+          <w:b/>
+          <w:bCs/>
+        </w:rPr>
+      </w:pPr>
+      <w:r>
+        <w:rPr>
+          <w:b/>
+          <w:bCs/>
+        </w:rPr>
+        <w:t xml:space="preserve">            return </w:t>
+      </w:r>
+      <w:proofErr w:type="gramStart"/>
+      <w:r>
+        <w:rPr>
+          <w:b/>
+          <w:bCs/>
+        </w:rPr>
+        <w:t>1;</w:t>
+      </w:r>
+      <w:proofErr w:type="gramEnd"/>
+    </w:p>
+    <w:p>
+      <w:pPr>
+        <w:rPr>
+          <w:b/>
+          <w:bCs/>
+        </w:rPr>
+      </w:pPr>
+      <w:r>
+        <w:rPr>
+          <w:b/>
+          <w:bCs/>
+        </w:rPr>
+        <w:t>        }</w:t>
+      </w:r>
+    </w:p>
+    <w:p>
+      <w:pPr>
+        <w:rPr>
+          <w:b/>
+          <w:bCs/>
+        </w:rPr>
+      </w:pPr>
+    </w:p>
+    <w:p>
+      <w:pPr>
+        <w:rPr>
+          <w:b/>
+          <w:bCs/>
+        </w:rPr>
+      </w:pPr>
+      <w:r>
+        <w:rPr>
+          <w:b/>
+          <w:bCs/>
+        </w:rPr>
+        <w:t xml:space="preserve">        Numeric = </w:t>
+      </w:r>
+      <w:proofErr w:type="spellStart"/>
+      <w:r>
+        <w:rPr>
+          <w:b/>
+          <w:bCs/>
+        </w:rPr>
+        <w:t>klu_</w:t>
+      </w:r>
+      <w:proofErr w:type="gramStart"/>
+      <w:r>
+        <w:rPr>
+          <w:b/>
+          <w:bCs/>
+        </w:rPr>
+        <w:t>factor</w:t>
+      </w:r>
+      <w:proofErr w:type="spellEnd"/>
+      <w:r>
+        <w:rPr>
+          <w:b/>
+          <w:bCs/>
+        </w:rPr>
+        <w:t>(</w:t>
+      </w:r>
+      <w:proofErr w:type="gramEnd"/>
+      <w:r>
+        <w:rPr>
+          <w:b/>
+          <w:bCs/>
+        </w:rPr>
+        <w:t>Ap, Ai, Ax, Symbolic, &amp;Common</w:t>
+      </w:r>
+      <w:proofErr w:type="gramStart"/>
+      <w:r>
+        <w:rPr>
+          <w:b/>
+          <w:bCs/>
+        </w:rPr>
+        <w:t>);</w:t>
+      </w:r>
+      <w:proofErr w:type="gramEnd"/>
+    </w:p>
+    <w:p>
+      <w:pPr>
+        <w:rPr>
+          <w:b/>
+          <w:bCs/>
+        </w:rPr>
+      </w:pPr>
+      <w:r>
+        <w:rPr>
+          <w:b/>
+          <w:bCs/>
+        </w:rPr>
+        <w:t>        if (Numeric == NULL)</w:t>
+      </w:r>
+    </w:p>
+    <w:p>
+      <w:pPr>
+        <w:rPr>
+          <w:b/>
+          <w:bCs/>
+        </w:rPr>
+      </w:pPr>
+      <w:r>
+        <w:rPr>
+          <w:b/>
+          <w:bCs/>
+        </w:rPr>
+        <w:t>        {</w:t>
+      </w:r>
+    </w:p>
+    <w:p>
+      <w:pPr>
+        <w:rPr>
+          <w:b/>
+          <w:bCs/>
+        </w:rPr>
+      </w:pPr>
+      <w:r>
+        <w:rPr>
+          <w:b/>
+          <w:bCs/>
+        </w:rPr>
+        <w:t xml:space="preserve">            </w:t>
+      </w:r>
+      <w:proofErr w:type="spellStart"/>
+      <w:proofErr w:type="gramStart"/>
+      <w:r>
+        <w:rPr>
+          <w:b/>
+          <w:bCs/>
+        </w:rPr>
+        <w:t>fprintf</w:t>
+      </w:r>
+      <w:proofErr w:type="spellEnd"/>
+      <w:r>
+        <w:rPr>
+          <w:b/>
+          <w:bCs/>
+        </w:rPr>
+        <w:t>(</w:t>
+      </w:r>
+      <w:proofErr w:type="gramEnd"/>
+      <w:r>
+        <w:rPr>
+          <w:b/>
+          <w:bCs/>
+        </w:rPr>
+        <w:t>stderr, "</w:t>
+      </w:r>
+      <w:proofErr w:type="spellStart"/>
+      <w:r>
+        <w:rPr>
+          <w:b/>
+          <w:bCs/>
+        </w:rPr>
+        <w:t>klu_factor</w:t>
+      </w:r>
+      <w:proofErr w:type="spellEnd"/>
+      <w:r>
+        <w:rPr>
+          <w:b/>
+          <w:bCs/>
+        </w:rPr>
+        <w:t xml:space="preserve"> failed at iter %d, status=%d\n", iter, </w:t>
+      </w:r>
+      <w:proofErr w:type="spellStart"/>
+      <w:r>
+        <w:rPr>
+          <w:b/>
+          <w:bCs/>
+        </w:rPr>
+        <w:t>Common.status</w:t>
+      </w:r>
+      <w:proofErr w:type="spellEnd"/>
+      <w:proofErr w:type="gramStart"/>
+      <w:r>
+        <w:rPr>
+          <w:b/>
+          <w:bCs/>
+        </w:rPr>
+        <w:t>);</w:t>
+      </w:r>
+      <w:proofErr w:type="gramEnd"/>
+    </w:p>
+    <w:p>
+      <w:pPr>
+        <w:rPr>
+          <w:b/>
+          <w:bCs/>
+        </w:rPr>
+      </w:pPr>
+      <w:r>
+        <w:rPr>
+          <w:b/>
+          <w:bCs/>
+        </w:rPr>
+        <w:t xml:space="preserve">            </w:t>
+      </w:r>
+      <w:proofErr w:type="spellStart"/>
+      <w:r>
+        <w:rPr>
+          <w:b/>
+          <w:bCs/>
+        </w:rPr>
+        <w:t>klu_free_</w:t>
+      </w:r>
+      <w:proofErr w:type="gramStart"/>
+      <w:r>
+        <w:rPr>
+          <w:b/>
+          <w:bCs/>
+        </w:rPr>
+        <w:t>symbolic</w:t>
+      </w:r>
+      <w:proofErr w:type="spellEnd"/>
+      <w:r>
+        <w:rPr>
+          <w:b/>
+          <w:bCs/>
+        </w:rPr>
+        <w:t>(</w:t>
+      </w:r>
+      <w:proofErr w:type="gramEnd"/>
+      <w:r>
+        <w:rPr>
+          <w:b/>
+          <w:bCs/>
+        </w:rPr>
+        <w:t>&amp;Symbolic, &amp;Common</w:t>
+      </w:r>
+      <w:proofErr w:type="gramStart"/>
+      <w:r>
+        <w:rPr>
+          <w:b/>
+          <w:bCs/>
+        </w:rPr>
+        <w:t>);</w:t>
+      </w:r>
+      <w:proofErr w:type="gramEnd"/>
+    </w:p>
+    <w:p>
+      <w:pPr>
+        <w:rPr>
+          <w:b/>
+          <w:bCs/>
+        </w:rPr>
+      </w:pPr>
+      <w:r>
+        <w:rPr>
+          <w:b/>
+          <w:bCs/>
+        </w:rPr>
+        <w:t xml:space="preserve">            </w:t>
+      </w:r>
+      <w:proofErr w:type="gramStart"/>
+      <w:r>
+        <w:rPr>
+          <w:b/>
+          <w:bCs/>
+        </w:rPr>
+        <w:t>free(</w:t>
+      </w:r>
+      <w:proofErr w:type="gramEnd"/>
+      <w:r>
+        <w:rPr>
+          <w:b/>
+          <w:bCs/>
+        </w:rPr>
+        <w:t>Ap</w:t>
+      </w:r>
+      <w:proofErr w:type="gramStart"/>
+      <w:r>
+        <w:rPr>
+          <w:b/>
+          <w:bCs/>
+        </w:rPr>
+        <w:t>);</w:t>
+      </w:r>
+      <w:proofErr w:type="gramEnd"/>
+    </w:p>
+    <w:p>
+      <w:pPr>
+        <w:rPr>
+          <w:b/>
+          <w:bCs/>
+        </w:rPr>
+      </w:pPr>
+      <w:r>
+        <w:rPr>
+          <w:b/>
+          <w:bCs/>
+        </w:rPr>
+        <w:t xml:space="preserve">            </w:t>
+      </w:r>
+      <w:proofErr w:type="gramStart"/>
+      <w:r>
+        <w:rPr>
+          <w:b/>
+          <w:bCs/>
+        </w:rPr>
+        <w:t>free(</w:t>
+      </w:r>
+      <w:proofErr w:type="gramEnd"/>
+      <w:r>
+        <w:rPr>
+          <w:b/>
+          <w:bCs/>
+        </w:rPr>
+        <w:t>Ai</w:t>
+      </w:r>
+      <w:proofErr w:type="gramStart"/>
+      <w:r>
+        <w:rPr>
+          <w:b/>
+          <w:bCs/>
+        </w:rPr>
+        <w:t>);</w:t>
+      </w:r>
+      <w:proofErr w:type="gramEnd"/>
+    </w:p>
+    <w:p>
+      <w:pPr>
+        <w:rPr>
+          <w:b/>
+          <w:bCs/>
+        </w:rPr>
+      </w:pPr>
+      <w:r>
+        <w:rPr>
+          <w:b/>
+          <w:bCs/>
+        </w:rPr>
+        <w:t xml:space="preserve">            </w:t>
+      </w:r>
+      <w:proofErr w:type="gramStart"/>
+      <w:r>
+        <w:rPr>
+          <w:b/>
+          <w:bCs/>
+        </w:rPr>
+        <w:t>free(</w:t>
+      </w:r>
+      <w:proofErr w:type="gramEnd"/>
+      <w:r>
+        <w:rPr>
+          <w:b/>
+          <w:bCs/>
+        </w:rPr>
+        <w:t>Ax</w:t>
+      </w:r>
+      <w:proofErr w:type="gramStart"/>
+      <w:r>
+        <w:rPr>
+          <w:b/>
+          <w:bCs/>
+        </w:rPr>
+        <w:t>);</w:t>
+      </w:r>
+      <w:proofErr w:type="gramEnd"/>
+    </w:p>
+    <w:p>
+      <w:pPr>
+        <w:rPr>
+          <w:b/>
+          <w:bCs/>
+        </w:rPr>
+      </w:pPr>
+      <w:r>
+        <w:rPr>
+          <w:b/>
+          <w:bCs/>
+        </w:rPr>
+        <w:t xml:space="preserve">            return </w:t>
+      </w:r>
+      <w:proofErr w:type="gramStart"/>
+      <w:r>
+        <w:rPr>
+          <w:b/>
+          <w:bCs/>
+        </w:rPr>
+        <w:t>1;</w:t>
+      </w:r>
+      <w:proofErr w:type="gramEnd"/>
+    </w:p>
+    <w:p>
+      <w:pPr>
+        <w:rPr>
+          <w:b/>
+          <w:bCs/>
+        </w:rPr>
+      </w:pPr>
+      <w:r>
+        <w:rPr>
+          <w:b/>
+          <w:bCs/>
+        </w:rPr>
+        <w:t>        }</w:t>
+      </w:r>
+    </w:p>
+    <w:p>
+      <w:pPr>
+        <w:rPr>
+          <w:b/>
+          <w:bCs/>
+        </w:rPr>
+      </w:pPr>
+    </w:p>
+    <w:p>
+      <w:pPr>
+        <w:rPr>
+          <w:b/>
+          <w:bCs/>
+        </w:rPr>
+      </w:pPr>
+      <w:r>
+        <w:rPr>
+          <w:b/>
+          <w:bCs/>
+        </w:rPr>
+        <w:t xml:space="preserve">        </w:t>
+      </w:r>
+      <w:proofErr w:type="spellStart"/>
+      <w:r>
+        <w:rPr>
+          <w:b/>
+          <w:bCs/>
+        </w:rPr>
+        <w:t>klu_free_</w:t>
+      </w:r>
+      <w:proofErr w:type="gramStart"/>
+      <w:r>
+        <w:rPr>
+          <w:b/>
+          <w:bCs/>
+        </w:rPr>
+        <w:t>numeric</w:t>
+      </w:r>
+      <w:proofErr w:type="spellEnd"/>
+      <w:r>
+        <w:rPr>
+          <w:b/>
+          <w:bCs/>
+        </w:rPr>
+        <w:t>(</w:t>
+      </w:r>
+      <w:proofErr w:type="gramEnd"/>
+      <w:r>
+        <w:rPr>
+          <w:b/>
+          <w:bCs/>
+        </w:rPr>
+        <w:t>&amp;Numeric, &amp;Common</w:t>
+      </w:r>
+      <w:proofErr w:type="gramStart"/>
+      <w:r>
+        <w:rPr>
+          <w:b/>
+          <w:bCs/>
+        </w:rPr>
+        <w:t>);</w:t>
+      </w:r>
+      <w:proofErr w:type="gramEnd"/>
+    </w:p>
+    <w:p>
+      <w:pPr>
+        <w:rPr>
+          <w:b/>
+          <w:bCs/>
+        </w:rPr>
+      </w:pPr>
+      <w:r>
+        <w:rPr>
+          <w:b/>
+          <w:bCs/>
+        </w:rPr>
+        <w:t xml:space="preserve">        </w:t>
+      </w:r>
+      <w:proofErr w:type="spellStart"/>
+      <w:r>
+        <w:rPr>
+          <w:b/>
+          <w:bCs/>
+        </w:rPr>
+        <w:t>klu_free_</w:t>
+      </w:r>
+      <w:proofErr w:type="gramStart"/>
+      <w:r>
+        <w:rPr>
+          <w:b/>
+          <w:bCs/>
+        </w:rPr>
+        <w:t>symbolic</w:t>
+      </w:r>
+      <w:proofErr w:type="spellEnd"/>
+      <w:r>
+        <w:rPr>
+          <w:b/>
+          <w:bCs/>
+        </w:rPr>
+        <w:t>(</w:t>
+      </w:r>
+      <w:proofErr w:type="gramEnd"/>
+      <w:r>
+        <w:rPr>
+          <w:b/>
+          <w:bCs/>
+        </w:rPr>
+        <w:t>&amp;Symbolic, &amp;Common</w:t>
+      </w:r>
+      <w:proofErr w:type="gramStart"/>
+      <w:r>
+        <w:rPr>
+          <w:b/>
+          <w:bCs/>
+        </w:rPr>
+        <w:t>);</w:t>
+      </w:r>
+      <w:proofErr w:type="gramEnd"/>
+    </w:p>
+    <w:p>
+      <w:pPr>
+        <w:rPr>
+          <w:b/>
+          <w:bCs/>
+        </w:rPr>
+      </w:pPr>
+      <w:r>
+        <w:rPr>
+          <w:b/>
+          <w:bCs/>
+        </w:rPr>
+        <w:t>    }</w:t>
+      </w:r>
+    </w:p>
+    <w:p>
+      <w:pPr>
+        <w:rPr>
+          <w:b/>
+          <w:bCs/>
+        </w:rPr>
+      </w:pPr>
+    </w:p>
+    <w:p>
+      <w:pPr>
+        <w:rPr>
+          <w:b/>
+          <w:bCs/>
+        </w:rPr>
+      </w:pPr>
+      <w:r>
+        <w:rPr>
+          <w:b/>
+          <w:bCs/>
+        </w:rPr>
+        <w:t xml:space="preserve">    </w:t>
+      </w:r>
+      <w:proofErr w:type="spellStart"/>
+      <w:r>
+        <w:rPr>
+          <w:b/>
+          <w:bCs/>
+        </w:rPr>
+        <w:t>printf</w:t>
+      </w:r>
+      <w:proofErr w:type="spellEnd"/>
+      <w:r>
+        <w:rPr>
+          <w:b/>
+          <w:bCs/>
+        </w:rPr>
+        <w:t>("Done\n"</w:t>
+      </w:r>
+      <w:proofErr w:type="gramStart"/>
+      <w:r>
+        <w:rPr>
+          <w:b/>
+          <w:bCs/>
+        </w:rPr>
+        <w:t>);</w:t>
+      </w:r>
+      <w:proofErr w:type="gramEnd"/>
+    </w:p>
+    <w:p>
+      <w:pPr>
+        <w:rPr>
+          <w:b/>
+          <w:bCs/>
+        </w:rPr>
+      </w:pPr>
+    </w:p>
+    <w:p>
+      <w:pPr>
+        <w:rPr>
+          <w:b/>
+          <w:bCs/>
+        </w:rPr>
+      </w:pPr>
+      <w:r>
+        <w:rPr>
+          <w:b/>
+          <w:bCs/>
+        </w:rPr>
+        <w:t xml:space="preserve">    </w:t>
+      </w:r>
+      <w:proofErr w:type="gramStart"/>
+      <w:r>
+        <w:rPr>
+          <w:b/>
+          <w:bCs/>
+        </w:rPr>
+        <w:t>free(</w:t>
+      </w:r>
+      <w:proofErr w:type="gramEnd"/>
+      <w:r>
+        <w:rPr>
+          <w:b/>
+          <w:bCs/>
+        </w:rPr>
+        <w:t>Ap</w:t>
+      </w:r>
+      <w:proofErr w:type="gramStart"/>
+      <w:r>
+        <w:rPr>
+          <w:b/>
+          <w:bCs/>
+        </w:rPr>
+        <w:t>);</w:t>
+      </w:r>
+      <w:proofErr w:type="gramEnd"/>
+    </w:p>
+    <w:p>
+      <w:pPr>
+        <w:rPr>
+          <w:b/>
+          <w:bCs/>
+        </w:rPr>
+      </w:pPr>
+      <w:r>
+        <w:rPr>
+          <w:b/>
+          <w:bCs/>
+        </w:rPr>
+        <w:t xml:space="preserve">    </w:t>
+      </w:r>
+      <w:proofErr w:type="gramStart"/>
+      <w:r>
+        <w:rPr>
+          <w:b/>
+          <w:bCs/>
+        </w:rPr>
+        <w:t>free(</w:t>
+      </w:r>
+      <w:proofErr w:type="gramEnd"/>
+      <w:r>
+        <w:rPr>
+          <w:b/>
+          <w:bCs/>
+        </w:rPr>
+        <w:t>Ai</w:t>
+      </w:r>
+      <w:proofErr w:type="gramStart"/>
+      <w:r>
+        <w:rPr>
+          <w:b/>
+          <w:bCs/>
+        </w:rPr>
+        <w:t>);</w:t>
+      </w:r>
+      <w:proofErr w:type="gramEnd"/>
+    </w:p>
+    <w:p>
+      <w:pPr>
+        <w:rPr>
+          <w:b/>
+          <w:bCs/>
+        </w:rPr>
+      </w:pPr>
+      <w:r>
+        <w:rPr>
+          <w:b/>
+          <w:bCs/>
+        </w:rPr>
+        <w:t xml:space="preserve">    </w:t>
+      </w:r>
+      <w:proofErr w:type="gramStart"/>
+      <w:r>
+        <w:rPr>
+          <w:b/>
+          <w:bCs/>
+        </w:rPr>
+        <w:t>free(</w:t>
+      </w:r>
+      <w:proofErr w:type="gramEnd"/>
+      <w:r>
+        <w:rPr>
+          <w:b/>
+          <w:bCs/>
+        </w:rPr>
+        <w:t>Ax</w:t>
+      </w:r>
+      <w:proofErr w:type="gramStart"/>
+      <w:r>
+        <w:rPr>
+          <w:b/>
+          <w:bCs/>
+        </w:rPr>
+        <w:t>);</w:t>
+      </w:r>
+      <w:proofErr w:type="gramEnd"/>
+    </w:p>
+    <w:p>
+      <w:pPr>
+        <w:rPr>
+          <w:b/>
+          <w:bCs/>
+        </w:rPr>
+      </w:pPr>
+    </w:p>
+    <w:p>
+      <w:pPr>
+        <w:rPr>
+          <w:b/>
+          <w:bCs/>
+        </w:rPr>
+      </w:pPr>
+      <w:r>
+        <w:rPr>
+          <w:b/>
+          <w:bCs/>
+        </w:rPr>
+        <w:t xml:space="preserve">    return </w:t>
+      </w:r>
+      <w:proofErr w:type="gramStart"/>
+      <w:r>
+        <w:rPr>
+          <w:b/>
+          <w:bCs/>
+        </w:rPr>
+        <w:t>0;</w:t>
+      </w:r>
+      <w:proofErr w:type="gramEnd"/>
+    </w:p>
+    <w:p>
+      <w:pPr>
+        <w:rPr>
+          <w:b/>
+          <w:bCs/>
+        </w:rPr>
+      </w:pPr>
+      <w:r>
+        <w:rPr>
+          <w:b/>
+          <w:bCs/>
+        </w:rPr>
+        <w:lastRenderedPageBreak/>
+        <w:t>}</w:t>
+      </w:r>
+    </w:p>
+    <w:p>
+      <w:pPr>
+        <w:rPr>
+          <w:b/>
+          <w:bCs/>
+        </w:rPr>
+      </w:pPr>
+    </w:p>
+    <w:p>
+      <w:pPr>
+        <w:pStyle w:val="Heading3"/>
+        <w:rPr>
+          <w:rFonts w:eastAsia="Times New Roman" w:cs="Times New Roman"/>
+          <w:b/>
+          <w:bCs/>
+          <w:color w:val="auto"/>
+          <w:kern w:val="0"/>
+          <w:sz w:val="24"/>
+          <w:szCs w:val="24"/>
+          <w14:ligatures w14:val="none"/>
+        </w:rPr>
+      </w:pPr>
+      <w:r>
+        <w:rPr>
+          <w:b/>
+          <w:bCs/>
+        </w:rPr>
+        <w:drawing>
+          <wp:inline distT="0" distB="0" distL="0" distR="0" wp14:anchorId="5B448E33" wp14:editId="6968EEA8">
+            <wp:extent cx="5943600" cy="4797425"/>
+            <wp:effectExtent l="0" t="0" r="0" b="3175"/>
+            <wp:docPr id="536229076" name="Picture 1"/>
+            <wp:cNvGraphicFramePr>
+              <a:graphicFrameLocks xmlns:a="http://schemas.openxmlformats.org/drawingml/2006/main" noChangeAspect="1"/>
+            </wp:cNvGraphicFramePr>
+            <a:graphic xmlns:a="http://schemas.openxmlformats.org/drawingml/2006/main">
+              <a:graphicData uri="http://schemas.openxmlformats.org/drawingml/2006/picture">
+                <pic:pic xmlns:pic="http://schemas.openxmlformats.org/drawingml/2006/picture">
+                  <pic:nvPicPr>
+                    <pic:cNvPr id="536229076" name=""/>
+                    <pic:cNvPicPr/>
+                  </pic:nvPicPr>
+                  <pic:blipFill>
+                    <a:blip r:embed="rId10"/>
+                    <a:stretch>
+                      <a:fillRect/>
+                    </a:stretch>
+                  </pic:blipFill>
+                  <pic:spPr>
+                    <a:xfrm>
+                      <a:off x="0" y="0"/>
+                      <a:ext cx="5943600" cy="4797425"/>
+                    </a:xfrm>
+                    <a:prstGeom prst="rect">
+                      <a:avLst/>
+                    </a:prstGeom>
+                  </pic:spPr>
+                </pic:pic>
+              </a:graphicData>
+            </a:graphic>
+          </wp:inline>
+        </w:drawing>
+      </w:r>
+      <w:r>
+        <w:rPr>
+          <w:rFonts w:ascii="Times New Roman" w:eastAsia="Times New Roman" w:hAnsi="Times New Roman" w:cs="Times New Roman"/>
+          <w:b/>
+          <w:bCs/>
+          <w:color w:val="auto"/>
+          <w:kern w:val="0"/>
+          <w:sz w:val="27"/>
+          <w:szCs w:val="27"/>
+          <w14:ligatures w14:val="none"/>
+        </w:rPr>
+        <w:t xml:space="preserve"> </w:t>
+      </w:r>
+      <w:proofErr w:type="spellStart"/>
+      <w:r>
+        <w:rPr>
+          <w:rFonts w:eastAsia="Times New Roman" w:cs="Times New Roman"/>
+          <w:b/>
+          <w:bCs/>
+          <w:color w:val="auto"/>
+          <w:kern w:val="0"/>
+          <w:sz w:val="24"/>
+          <w:szCs w:val="24"/>
+          <w14:ligatures w14:val="none"/>
+        </w:rPr>
+        <w:t>gprof</w:t>
+      </w:r>
+      <w:proofErr w:type="spellEnd"/>
+      <w:r>
+        <w:rPr>
+          <w:rFonts w:eastAsia="Times New Roman" w:cs="Times New Roman"/>
+          <w:b/>
+          <w:bCs/>
+          <w:color w:val="auto"/>
+          <w:kern w:val="0"/>
+          <w:sz w:val="24"/>
+          <w:szCs w:val="24"/>
+          <w14:ligatures w14:val="none"/>
+        </w:rPr>
+        <w:t xml:space="preserve"> Output Analysis</w:t>
+      </w:r>
+    </w:p>
+    <w:p>
+      <w:pPr>
+        <w:spacing w:before="100" w:beforeAutospacing="1" w:after="100" w:afterAutospacing="1" w:line="240" w:lineRule="auto"/>
+        <w:rPr>
+          <w:rFonts w:eastAsia="Times New Roman" w:cs="Times New Roman"/>
+          <w:kern w:val="0"/>
+          <w14:ligatures w14:val="none"/>
+        </w:rPr>
+      </w:pPr>
+      <w:r>
+        <w:rPr>
+          <w:rFonts w:eastAsia="Times New Roman" w:cs="Times New Roman"/>
+          <w:kern w:val="0"/>
+          <w14:ligatures w14:val="none"/>
+        </w:rPr>
+        <w:t xml:space="preserve">The </w:t>
+      </w:r>
+      <w:proofErr w:type="spellStart"/>
+      <w:r>
+        <w:rPr>
+          <w:rFonts w:eastAsia="Times New Roman" w:cs="Times New Roman"/>
+          <w:kern w:val="0"/>
+          <w14:ligatures w14:val="none"/>
+        </w:rPr>
+        <w:t>gprof</w:t>
+      </w:r>
+      <w:proofErr w:type="spellEnd"/>
+      <w:r>
+        <w:rPr>
+          <w:rFonts w:eastAsia="Times New Roman" w:cs="Times New Roman"/>
+          <w:kern w:val="0"/>
+          <w14:ligatures w14:val="none"/>
+        </w:rPr>
+        <w:t xml:space="preserve"> results for the KLU code show that execution time is primarily dominated by </w:t>
+      </w:r>
+      <w:r>
+        <w:rPr>
+          <w:rFonts w:eastAsia="Times New Roman" w:cs="Times New Roman"/>
+          <w:b/>
+          <w:bCs/>
+          <w:kern w:val="0"/>
+          <w14:ligatures w14:val="none"/>
+        </w:rPr>
+        <w:t>sparse matrix ordering and numerical factorization operations</w:t>
+      </w:r>
+      <w:r>
+        <w:rPr>
+          <w:rFonts w:eastAsia="Times New Roman" w:cs="Times New Roman"/>
+          <w:kern w:val="0"/>
+          <w14:ligatures w14:val="none"/>
+        </w:rPr>
+        <w:t>.</w:t>
+      </w:r>
+    </w:p>
+    <w:p>
+      <w:pPr>
+        <w:spacing w:before="100" w:beforeAutospacing="1" w:after="100" w:afterAutospacing="1" w:line="240" w:lineRule="auto"/>
+        <w:rPr>
+          <w:rFonts w:eastAsia="Times New Roman" w:cs="Times New Roman"/>
+          <w:kern w:val="0"/>
+          <w14:ligatures w14:val="none"/>
+        </w:rPr>
+      </w:pPr>
+      <w:r>
+        <w:rPr>
+          <w:rFonts w:eastAsia="Times New Roman" w:cs="Times New Roman"/>
+          <w:kern w:val="0"/>
+          <w14:ligatures w14:val="none"/>
+        </w:rPr>
+        <w:t xml:space="preserve">The single largest hotspot is </w:t>
+      </w:r>
+      <w:r>
+        <w:rPr>
+          <w:rFonts w:eastAsia="Times New Roman" w:cs="Courier New"/>
+          <w:kern w:val="0"/>
+          <w14:ligatures w14:val="none"/>
+        </w:rPr>
+        <w:t>amd_2</w:t>
+      </w:r>
+      <w:r>
+        <w:rPr>
+          <w:rFonts w:eastAsia="Times New Roman" w:cs="Times New Roman"/>
+          <w:kern w:val="0"/>
+          <w14:ligatures w14:val="none"/>
+        </w:rPr>
+        <w:t xml:space="preserve">, which accounts for </w:t>
+      </w:r>
+      <w:r>
+        <w:rPr>
+          <w:rFonts w:eastAsia="Times New Roman" w:cs="Times New Roman"/>
+          <w:b/>
+          <w:bCs/>
+          <w:kern w:val="0"/>
+          <w14:ligatures w14:val="none"/>
+        </w:rPr>
+        <w:t>38.89%</w:t>
+      </w:r>
+      <w:r>
+        <w:rPr>
+          <w:rFonts w:eastAsia="Times New Roman" w:cs="Times New Roman"/>
+          <w:kern w:val="0"/>
+          <w14:ligatures w14:val="none"/>
+        </w:rPr>
+        <w:t xml:space="preserve"> of the total runtime. This function is part of the Approximate Minimum Degree (AMD) ordering algorithm, indicating that the fill-reducing ordering stage is a major contributor to overall execution cost.</w:t>
+      </w:r>
+    </w:p>
+    <w:p>
+      <w:pPr>
+        <w:spacing w:before="100" w:beforeAutospacing="1" w:after="100" w:afterAutospacing="1" w:line="240" w:lineRule="auto"/>
+        <w:rPr>
+          <w:rFonts w:eastAsia="Times New Roman" w:cs="Times New Roman"/>
+          <w:kern w:val="0"/>
+          <w14:ligatures w14:val="none"/>
+        </w:rPr>
+      </w:pPr>
+      <w:r>
+        <w:rPr>
+          <w:rFonts w:eastAsia="Times New Roman" w:cs="Times New Roman"/>
+          <w:kern w:val="0"/>
+          <w14:ligatures w14:val="none"/>
+        </w:rPr>
+        <w:t xml:space="preserve">The next most significant contributor is </w:t>
+      </w:r>
+      <w:proofErr w:type="spellStart"/>
+      <w:r>
+        <w:rPr>
+          <w:rFonts w:eastAsia="Times New Roman" w:cs="Courier New"/>
+          <w:kern w:val="0"/>
+          <w14:ligatures w14:val="none"/>
+        </w:rPr>
+        <w:t>lsolve_numeric</w:t>
+      </w:r>
+      <w:proofErr w:type="spellEnd"/>
+      <w:r>
+        <w:rPr>
+          <w:rFonts w:eastAsia="Times New Roman" w:cs="Times New Roman"/>
+          <w:kern w:val="0"/>
+          <w14:ligatures w14:val="none"/>
+        </w:rPr>
+        <w:t xml:space="preserve">, accounting for </w:t>
+      </w:r>
+      <w:r>
+        <w:rPr>
+          <w:rFonts w:eastAsia="Times New Roman" w:cs="Times New Roman"/>
+          <w:b/>
+          <w:bCs/>
+          <w:kern w:val="0"/>
+          <w14:ligatures w14:val="none"/>
+        </w:rPr>
+        <w:t>22.22%</w:t>
+      </w:r>
+      <w:r>
+        <w:rPr>
+          <w:rFonts w:eastAsia="Times New Roman" w:cs="Times New Roman"/>
+          <w:kern w:val="0"/>
+          <w14:ligatures w14:val="none"/>
+        </w:rPr>
+        <w:t xml:space="preserve"> of runtime. This function is associated with the numerical solution phase within the KLU factorization process. Additionally, the </w:t>
+      </w:r>
+      <w:proofErr w:type="spellStart"/>
+      <w:r>
+        <w:rPr>
+          <w:rFonts w:eastAsia="Times New Roman" w:cs="Courier New"/>
+          <w:kern w:val="0"/>
+          <w14:ligatures w14:val="none"/>
+        </w:rPr>
+        <w:t>klu_kernel</w:t>
+      </w:r>
+      <w:proofErr w:type="spellEnd"/>
+      <w:r>
+        <w:rPr>
+          <w:rFonts w:eastAsia="Times New Roman" w:cs="Times New Roman"/>
+          <w:kern w:val="0"/>
+          <w14:ligatures w14:val="none"/>
+        </w:rPr>
+        <w:t xml:space="preserve"> function contributes </w:t>
+      </w:r>
+      <w:r>
+        <w:rPr>
+          <w:rFonts w:eastAsia="Times New Roman" w:cs="Times New Roman"/>
+          <w:b/>
+          <w:bCs/>
+          <w:kern w:val="0"/>
+          <w14:ligatures w14:val="none"/>
+        </w:rPr>
+        <w:t>11.11%</w:t>
+      </w:r>
+      <w:r>
+        <w:rPr>
+          <w:rFonts w:eastAsia="Times New Roman" w:cs="Times New Roman"/>
+          <w:kern w:val="0"/>
+          <w14:ligatures w14:val="none"/>
+        </w:rPr>
+        <w:t xml:space="preserve"> of execution time, representing the core computation involved in sparse LU factorization.</w:t>
+      </w:r>
+    </w:p>
+    <w:p>
+      <w:pPr>
+        <w:spacing w:before="100" w:beforeAutospacing="1" w:after="100" w:afterAutospacing="1" w:line="240" w:lineRule="auto"/>
+        <w:rPr>
+          <w:rFonts w:eastAsia="Times New Roman" w:cs="Times New Roman"/>
+          <w:kern w:val="0"/>
+          <w14:ligatures w14:val="none"/>
+        </w:rPr>
+      </w:pPr>
+      <w:r>
+        <w:rPr>
+          <w:rFonts w:eastAsia="Times New Roman" w:cs="Times New Roman"/>
+          <w:kern w:val="0"/>
+          <w14:ligatures w14:val="none"/>
+        </w:rPr>
+        <w:lastRenderedPageBreak/>
+        <w:t xml:space="preserve">Several supporting routines, including </w:t>
+      </w:r>
+      <w:r>
+        <w:rPr>
+          <w:rFonts w:eastAsia="Times New Roman" w:cs="Courier New"/>
+          <w:kern w:val="0"/>
+          <w14:ligatures w14:val="none"/>
+        </w:rPr>
+        <w:t>augment</w:t>
+      </w:r>
+      <w:r>
+        <w:rPr>
+          <w:rFonts w:eastAsia="Times New Roman" w:cs="Times New Roman"/>
+          <w:kern w:val="0"/>
+          <w14:ligatures w14:val="none"/>
+        </w:rPr>
+        <w:t xml:space="preserve">, </w:t>
+      </w:r>
+      <w:proofErr w:type="spellStart"/>
+      <w:r>
+        <w:rPr>
+          <w:rFonts w:eastAsia="Times New Roman" w:cs="Courier New"/>
+          <w:kern w:val="0"/>
+          <w14:ligatures w14:val="none"/>
+        </w:rPr>
+        <w:t>construct_column</w:t>
+      </w:r>
+      <w:proofErr w:type="spellEnd"/>
+      <w:r>
+        <w:rPr>
+          <w:rFonts w:eastAsia="Times New Roman" w:cs="Times New Roman"/>
+          <w:kern w:val="0"/>
+          <w14:ligatures w14:val="none"/>
+        </w:rPr>
+        <w:t xml:space="preserve">, </w:t>
+      </w:r>
+      <w:proofErr w:type="spellStart"/>
+      <w:r>
+        <w:rPr>
+          <w:rFonts w:eastAsia="Times New Roman" w:cs="Courier New"/>
+          <w:kern w:val="0"/>
+          <w14:ligatures w14:val="none"/>
+        </w:rPr>
+        <w:t>lpivot</w:t>
+      </w:r>
+      <w:proofErr w:type="spellEnd"/>
+      <w:r>
+        <w:rPr>
+          <w:rFonts w:eastAsia="Times New Roman" w:cs="Times New Roman"/>
+          <w:kern w:val="0"/>
+          <w14:ligatures w14:val="none"/>
+        </w:rPr>
+        <w:t xml:space="preserve">, and </w:t>
+      </w:r>
+      <w:proofErr w:type="spellStart"/>
+      <w:r>
+        <w:rPr>
+          <w:rFonts w:eastAsia="Times New Roman" w:cs="Courier New"/>
+          <w:kern w:val="0"/>
+          <w14:ligatures w14:val="none"/>
+        </w:rPr>
+        <w:t>analyze_worker</w:t>
+      </w:r>
+      <w:proofErr w:type="spellEnd"/>
+      <w:r>
+        <w:rPr>
+          <w:rFonts w:eastAsia="Times New Roman" w:cs="Times New Roman"/>
+          <w:kern w:val="0"/>
+          <w14:ligatures w14:val="none"/>
+        </w:rPr>
+        <w:t>, each contribute smaller portions of runtime. These functions are involved in matrix construction, pivoting, and symbolic analysis, further demonstrating that the workload is distributed across multiple stages of the sparse solver pipeline.</w:t>
+      </w:r>
+    </w:p>
+    <w:p>
+      <w:pPr>
+        <w:spacing w:before="100" w:beforeAutospacing="1" w:after="100" w:afterAutospacing="1" w:line="240" w:lineRule="auto"/>
+        <w:rPr>
+          <w:rFonts w:eastAsia="Times New Roman" w:cs="Times New Roman"/>
+          <w:kern w:val="0"/>
+          <w14:ligatures w14:val="none"/>
+        </w:rPr>
+      </w:pPr>
+      <w:r>
+        <w:rPr>
+          <w:rFonts w:eastAsia="Times New Roman" w:cs="Times New Roman"/>
+          <w:kern w:val="0"/>
+          <w14:ligatures w14:val="none"/>
+        </w:rPr>
+        <w:t>Overall, the results indicate that performance is not concentrated in a single function, but rather distributed across:</w:t>
+      </w:r>
+    </w:p>
+    <w:p>
+      <w:pPr>
+        <w:numPr>
+          <w:ilvl w:val="0"/>
+          <w:numId w:val="2"/>
+        </w:numPr>
+        <w:spacing w:before="100" w:beforeAutospacing="1" w:after="100" w:afterAutospacing="1" w:line="240" w:lineRule="auto"/>
+        <w:rPr>
+          <w:rFonts w:eastAsia="Times New Roman" w:cs="Times New Roman"/>
+          <w:kern w:val="0"/>
+          <w14:ligatures w14:val="none"/>
+        </w:rPr>
+      </w:pPr>
+      <w:r>
+        <w:rPr>
+          <w:rFonts w:eastAsia="Times New Roman" w:cs="Times New Roman"/>
+          <w:kern w:val="0"/>
+          <w14:ligatures w14:val="none"/>
+        </w:rPr>
+        <w:t xml:space="preserve">symbolic preprocessing (ordering and analysis) </w:t>
+      </w:r>
+    </w:p>
+    <w:p>
+      <w:pPr>
+        <w:numPr>
+          <w:ilvl w:val="0"/>
+          <w:numId w:val="2"/>
+        </w:numPr>
+        <w:spacing w:before="100" w:beforeAutospacing="1" w:after="100" w:afterAutospacing="1" w:line="240" w:lineRule="auto"/>
+        <w:rPr>
+          <w:rFonts w:eastAsia="Times New Roman" w:cs="Times New Roman"/>
+          <w:kern w:val="0"/>
+          <w14:ligatures w14:val="none"/>
+        </w:rPr>
+      </w:pPr>
+      <w:r>
+        <w:rPr>
+          <w:rFonts w:eastAsia="Times New Roman" w:cs="Times New Roman"/>
+          <w:kern w:val="0"/>
+          <w14:ligatures w14:val="none"/>
+        </w:rPr>
+        <w:t xml:space="preserve">graph-based operations (AMD routines) </w:t>
+      </w:r>
+    </w:p>
+    <w:p>
+      <w:pPr>
+        <w:numPr>
+          <w:ilvl w:val="0"/>
+          <w:numId w:val="2"/>
+        </w:numPr>
+        <w:spacing w:before="100" w:beforeAutospacing="1" w:after="100" w:afterAutospacing="1" w:line="240" w:lineRule="auto"/>
+        <w:rPr>
+          <w:rFonts w:eastAsia="Times New Roman" w:cs="Times New Roman"/>
+          <w:kern w:val="0"/>
+          <w14:ligatures w14:val="none"/>
+        </w:rPr>
+      </w:pPr>
+      <w:r>
+        <w:rPr>
+          <w:rFonts w:eastAsia="Times New Roman" w:cs="Times New Roman"/>
+          <w:kern w:val="0"/>
+          <w14:ligatures w14:val="none"/>
+        </w:rPr>
+        <w:t xml:space="preserve">numerical factorization (KLU kernel and </w:t>
+      </w:r>
+      <w:proofErr w:type="gramStart"/>
+      <w:r>
+        <w:rPr>
+          <w:rFonts w:eastAsia="Times New Roman" w:cs="Times New Roman"/>
+          <w:kern w:val="0"/>
+          <w14:ligatures w14:val="none"/>
+        </w:rPr>
+        <w:t>solve</w:t>
+      </w:r>
+      <w:proofErr w:type="gramEnd"/>
+      <w:r>
+        <w:rPr>
+          <w:rFonts w:eastAsia="Times New Roman" w:cs="Times New Roman"/>
+          <w:kern w:val="0"/>
+          <w14:ligatures w14:val="none"/>
+        </w:rPr>
+        <w:t xml:space="preserve"> routines) </w:t>
+      </w:r>
+    </w:p>
+    <w:p>
+      <w:pPr>
+        <w:spacing w:before="100" w:beforeAutospacing="1" w:after="100" w:afterAutospacing="1" w:line="240" w:lineRule="auto"/>
+        <w:rPr>
+          <w:rFonts w:eastAsia="Times New Roman" w:cs="Times New Roman"/>
+          <w:kern w:val="0"/>
+          <w14:ligatures w14:val="none"/>
+        </w:rPr>
+      </w:pPr>
+      <w:r>
+        <w:rPr>
+          <w:rFonts w:eastAsia="Times New Roman" w:cs="Times New Roman"/>
+          <w:kern w:val="0"/>
+          <w14:ligatures w14:val="none"/>
+        </w:rPr>
+        <w:t xml:space="preserve">These findings are consistent with real-world sparse linear algebra workloads, where both preprocessing and numerical computation significantly impact performance. Since these operations are fundamental to circuit simulation, the profiling results are highly relevant to our project involving the </w:t>
+      </w:r>
+      <w:proofErr w:type="spellStart"/>
+      <w:r>
+        <w:rPr>
+          <w:rFonts w:eastAsia="Times New Roman" w:cs="Times New Roman"/>
+          <w:kern w:val="0"/>
+          <w14:ligatures w14:val="none"/>
+        </w:rPr>
+        <w:t>Xyce</w:t>
+      </w:r>
+      <w:proofErr w:type="spellEnd"/>
+      <w:r>
+        <w:rPr>
+          <w:rFonts w:eastAsia="Times New Roman" w:cs="Times New Roman"/>
+          <w:kern w:val="0"/>
+          <w14:ligatures w14:val="none"/>
+        </w:rPr>
+        <w:t xml:space="preserve"> simulator and help identify key areas where optimization efforts would be most beneficial.</w:t>
+      </w:r>
+    </w:p>
+    <w:p>
+      <w:pPr>
+        <w:rPr>
+          <w:b/>
+          <w:bCs/>
+        </w:rPr>
+      </w:pPr>
     </w:p>
     <w:sectPr>
-      <w:headerReference w:type="default" r:id="rId10"/>
+      <w:headerReference w:type="default" r:id="rId11"/>
       <w:pgSz w:w="12240" w:h="15840"/>
       <w:pgMar w:top="1440" w:right="1440" w:bottom="1440" w:left="1440" w:header="720" w:footer="720" w:gutter="0"/>
       <w:cols w:space="720"/>
@@ -548,6 +3521,155 @@
 <file path=word/numbering.xml><?xml version="1.0" encoding="utf-8"?>
 <w:numbering xmlns:wpc="http://schemas.microsoft.com/office/word/2010/wordprocessingCanvas" xmlns:cx="http://schemas.microsoft.com/office/drawing/2014/chartex" xmlns:cx1="http://schemas.microsoft.com/office/drawing/2015/9/8/chartex" xmlns:cx2="http://schemas.microsoft.com/office/drawing/2015/10/21/chartex" xmlns:cx3="http://schemas.microsoft.com/office/drawing/2016/5/9/chartex" xmlns:cx4="http://schemas.microsoft.com/office/drawing/2016/5/10/chartex" xmlns:cx5="http://schemas.microsoft.com/office/drawing/2016/5/11/chartex" xmlns:cx6="http://schemas.microsoft.com/office/drawing/2016/5/12/chartex" xmlns:cx7="http://schemas.microsoft.com/office/drawing/2016/5/13/chartex" xmlns:cx8="http://schemas.microsoft.com/office/drawing/2016/5/14/chartex" xmlns:mc="http://schemas.openxmlformats.org/markup-compatibility/2006" xmlns:aink="http://schemas.microsoft.com/office/drawing/2016/ink" xmlns:am3d="http://schemas.microsoft.com/office/drawing/2017/model3d" xmlns:o="urn:schemas-microsoft-com:office:office" xmlns:oel="http://schemas.microsoft.com/office/2019/extlst" xmlns:r="http://schemas.openxmlformats.org/officeDocument/2006/relationships" xmlns:m="http://schemas.openxmlformats.org/officeDocument/2006/math" xmlns:v="urn:schemas-microsoft-com:vml" xmlns:wp14="http://schemas.microsoft.com/office/word/2010/wordprocessingDrawing" xmlns:wp="http://schemas.openxmlformats.org/drawingml/2006/wordprocessingDrawing" xmlns:w10="urn:schemas-microsoft-com:office:word" xmlns:w="http://schemas.openxmlformats.org/wordprocessingml/2006/main" xmlns:w14="http://schemas.microsoft.com/office/word/2010/wordml" xmlns:w15="http://schemas.microsoft.com/office/word/2012/wordml" xmlns:w16cex="http://schemas.microsoft.com/office/word/2018/wordml/cex" xmlns:w16cid="http://schemas.microsoft.com/office/word/2016/wordml/cid" xmlns:w16="http://schemas.microsoft.com/office/word/2018/wordml" xmlns:w16du="http://schemas.microsoft.com/office/word/2023/wordml/word16du" xmlns:w16sdtdh="http://schemas.microsoft.com/office/word/2020/wordml/sdtdatahash" xmlns:w16sdtfl="http://schemas.microsoft.com/office/word/2024/wordml/sdtformatlock" xmlns:w16se="http://schemas.microsoft.com/office/word/2015/wordml/symex" xmlns:wpg="http://schemas.microsoft.com/office/word/2010/wordprocessingGroup" xmlns:wpi="http://schemas.microsoft.com/office/word/2010/wordprocessingInk" xmlns:wne="http://schemas.microsoft.com/office/word/2006/wordml" xmlns:wps="http://schemas.microsoft.com/office/word/2010/wordprocessingShape" mc:Ignorable="w14 w15 w16se w16cid w16 w16cex w16sdtdh w16sdtfl w16du wp14">
   <w:abstractNum w:abstractNumId="0" w15:restartNumberingAfterBreak="0">
+    <w:nsid w:val="700A73D0"/>
+    <w:multiLevelType w:val="multilevel"/>
+    <w:tmpl w:val="7C78A116"/>
+    <w:lvl w:ilvl="0">
+      <w:start w:val="1"/>
+      <w:numFmt w:val="bullet"/>
+      <w:lvlText w:val=""/>
+      <w:lvlJc w:val="left"/>
+      <w:pPr>
+        <w:tabs>
+          <w:tab w:val="num" w:pos="720"/>
+        </w:tabs>
+        <w:ind w:left="720" w:hanging="360"/>
+      </w:pPr>
+      <w:rPr>
+        <w:rFonts w:ascii="Symbol" w:hAnsi="Symbol" w:hint="default"/>
+        <w:sz w:val="20"/>
+      </w:rPr>
+    </w:lvl>
+    <w:lvl w:ilvl="1" w:tentative="1">
+      <w:start w:val="1"/>
+      <w:numFmt w:val="bullet"/>
+      <w:lvlText w:val="o"/>
+      <w:lvlJc w:val="left"/>
+      <w:pPr>
+        <w:tabs>
+          <w:tab w:val="num" w:pos="1440"/>
+        </w:tabs>
+        <w:ind w:left="1440" w:hanging="360"/>
+      </w:pPr>
+      <w:rPr>
+        <w:rFonts w:ascii="Courier New" w:hAnsi="Courier New" w:hint="default"/>
+        <w:sz w:val="20"/>
+      </w:rPr>
+    </w:lvl>
+    <w:lvl w:ilvl="2" w:tentative="1">
+      <w:start w:val="1"/>
+      <w:numFmt w:val="bullet"/>
+      <w:lvlText w:val=""/>
+      <w:lvlJc w:val="left"/>
+      <w:pPr>
+        <w:tabs>
+          <w:tab w:val="num" w:pos="2160"/>
+        </w:tabs>
+        <w:ind w:left="2160" w:hanging="360"/>
+      </w:pPr>
+      <w:rPr>
+        <w:rFonts w:ascii="Wingdings" w:hAnsi="Wingdings" w:hint="default"/>
+        <w:sz w:val="20"/>
+      </w:rPr>
+    </w:lvl>
+    <w:lvl w:ilvl="3" w:tentative="1">
+      <w:start w:val="1"/>
+      <w:numFmt w:val="bullet"/>
+      <w:lvlText w:val=""/>
+      <w:lvlJc w:val="left"/>
+      <w:pPr>
+        <w:tabs>
+          <w:tab w:val="num" w:pos="2880"/>
+        </w:tabs>
+        <w:ind w:left="2880" w:hanging="360"/>
+      </w:pPr>
+      <w:rPr>
+        <w:rFonts w:ascii="Wingdings" w:hAnsi="Wingdings" w:hint="default"/>
+        <w:sz w:val="20"/>
+      </w:rPr>
+    </w:lvl>
+    <w:lvl w:ilvl="4" w:tentative="1">
+      <w:start w:val="1"/>
+      <w:numFmt w:val="bullet"/>
+      <w:lvlText w:val=""/>
+      <w:lvlJc w:val="left"/>
+      <w:pPr>
+        <w:tabs>
+          <w:tab w:val="num" w:pos="3600"/>
+        </w:tabs>
+        <w:ind w:left="3600" w:hanging="360"/>
+      </w:pPr>
+      <w:rPr>
+        <w:rFonts w:ascii="Wingdings" w:hAnsi="Wingdings" w:hint="default"/>
+        <w:sz w:val="20"/>
+      </w:rPr>
+    </w:lvl>
+    <w:lvl w:ilvl="5" w:tentative="1">
+      <w:start w:val="1"/>
+      <w:numFmt w:val="bullet"/>
+      <w:lvlText w:val=""/>
+      <w:lvlJc w:val="left"/>
+      <w:pPr>
+        <w:tabs>
+          <w:tab w:val="num" w:pos="4320"/>
+        </w:tabs>
+        <w:ind w:left="4320" w:hanging="360"/>
+      </w:pPr>
+      <w:rPr>
+        <w:rFonts w:ascii="Wingdings" w:hAnsi="Wingdings" w:hint="default"/>
+        <w:sz w:val="20"/>
+      </w:rPr>
+    </w:lvl>
+    <w:lvl w:ilvl="6" w:tentative="1">
+      <w:start w:val="1"/>
+      <w:numFmt w:val="bullet"/>
+      <w:lvlText w:val=""/>
+      <w:lvlJc w:val="left"/>
+      <w:pPr>
+        <w:tabs>
+          <w:tab w:val="num" w:pos="5040"/>
+        </w:tabs>
+        <w:ind w:left="5040" w:hanging="360"/>
+      </w:pPr>
+      <w:rPr>
+        <w:rFonts w:ascii="Wingdings" w:hAnsi="Wingdings" w:hint="default"/>
+        <w:sz w:val="20"/>
+      </w:rPr>
+    </w:lvl>
+    <w:lvl w:ilvl="7" w:tentative="1">
+      <w:start w:val="1"/>
+      <w:numFmt w:val="bullet"/>
+      <w:lvlText w:val=""/>
+      <w:lvlJc w:val="left"/>
+      <w:pPr>
+        <w:tabs>
+          <w:tab w:val="num" w:pos="5760"/>
+        </w:tabs>
+        <w:ind w:left="5760" w:hanging="360"/>
+      </w:pPr>
+      <w:rPr>
+        <w:rFonts w:ascii="Wingdings" w:hAnsi="Wingdings" w:hint="default"/>
+        <w:sz w:val="20"/>
+      </w:rPr>
+    </w:lvl>
+    <w:lvl w:ilvl="8" w:tentative="1">
+      <w:start w:val="1"/>
+      <w:numFmt w:val="bullet"/>
+      <w:lvlText w:val=""/>
+      <w:lvlJc w:val="left"/>
+      <w:pPr>
+        <w:tabs>
+          <w:tab w:val="num" w:pos="6480"/>
+        </w:tabs>
+        <w:ind w:left="6480" w:hanging="360"/>
+      </w:pPr>
+      <w:rPr>
+        <w:rFonts w:ascii="Wingdings" w:hAnsi="Wingdings" w:hint="default"/>
+        <w:sz w:val="20"/>
+      </w:rPr>
+    </w:lvl>
+  </w:abstractNum>
+  <w:abstractNum w:abstractNumId="1" w15:restartNumberingAfterBreak="0">
     <w:nsid w:val="720F676E"/>
     <w:multiLevelType w:val="hybridMultilevel"/>
     <w:tmpl w:val="44025944"/>
@@ -661,6 +3783,9 @@
     </w:lvl>
   </w:abstractNum>
   <w:num w:numId="1" w16cid:durableId="1020662373">
+    <w:abstractNumId w:val="1"/>
+  </w:num>
+  <w:num w:numId="2" w16cid:durableId="580331049">
     <w:abstractNumId w:val="0"/>
   </w:num>
 </w:numbering>
@@ -1269,7 +4394,6 @@
   <w:style w:type="character" w:default="1" w:styleId="DefaultParagraphFont">
     <w:name w:val="Default Paragraph Font"/>
     <w:uiPriority w:val="1"/>
-    <w:semiHidden/>
     <w:unhideWhenUsed/>
   </w:style>
   <w:style w:type="table" w:default="1" w:styleId="TableNormal">
@@ -1627,6 +4751,17 @@
     <w:uiPriority w:val="99"/>
     <w:rsid w:val="00D2330D"/>
   </w:style>
+  <w:style w:type="character" w:styleId="Strong">
+    <w:name w:val="Strong"/>
+    <w:basedOn w:val="DefaultParagraphFont"/>
+    <w:uiPriority w:val="22"/>
+    <w:qFormat/>
+    <w:rsid w:val="002324FE"/>
+    <w:rPr>
+      <w:b/>
+      <w:bCs/>
+    </w:rPr>
+  </w:style>
 </w:styles>
 </file>
 
